--- a/Unity_Kit/contents/Module05_3DGraphicsAndMatrixManipulation/Lab04_SimpleCubeRotation/Lab04_SimpleCubeRotation.docx
+++ b/Unity_Kit/contents/Module05_3DGraphicsAndMatrixManipulation/Lab04_SimpleCubeRotation/Lab04_SimpleCubeRotation.docx
@@ -1,6 +1,6 @@
 
 <file path=word/document.xml><?xml version="1.0" encoding="utf-8"?>
-<w:document xmlns:wpc="http://schemas.microsoft.com/office/word/2010/wordprocessingCanvas" xmlns:cx="http://schemas.microsoft.com/office/drawing/2014/chartex" xmlns:cx1="http://schemas.microsoft.com/office/drawing/2015/9/8/chartex" xmlns:cx2="http://schemas.microsoft.com/office/drawing/2015/10/21/chartex" xmlns:cx3="http://schemas.microsoft.com/office/drawing/2016/5/9/chartex" xmlns:cx4="http://schemas.microsoft.com/office/drawing/2016/5/10/chartex" xmlns:cx5="http://schemas.microsoft.com/office/drawing/2016/5/11/chartex" xmlns:cx6="http://schemas.microsoft.com/office/drawing/2016/5/12/chartex" xmlns:cx7="http://schemas.microsoft.com/office/drawing/2016/5/13/chartex" xmlns:cx8="http://schemas.microsoft.com/office/drawing/2016/5/14/chartex" xmlns:mc="http://schemas.openxmlformats.org/markup-compatibility/2006" xmlns:aink="http://schemas.microsoft.com/office/drawing/2016/ink" xmlns:am3d="http://schemas.microsoft.com/office/drawing/2017/model3d" xmlns:o="urn:schemas-microsoft-com:office:office" xmlns:r="http://schemas.openxmlformats.org/officeDocument/2006/relationships" xmlns:m="http://schemas.openxmlformats.org/officeDocument/2006/math" xmlns:v="urn:schemas-microsoft-com:vml" xmlns:wp14="http://schemas.microsoft.com/office/word/2010/wordprocessingDrawing" xmlns:wp="http://schemas.openxmlformats.org/drawingml/2006/wordprocessingDrawing" xmlns:w10="urn:schemas-microsoft-com:office:word" xmlns:w="http://schemas.openxmlformats.org/wordprocessingml/2006/main" xmlns:w14="http://schemas.microsoft.com/office/word/2010/wordml" xmlns:w15="http://schemas.microsoft.com/office/word/2012/wordml" xmlns:w16cid="http://schemas.microsoft.com/office/word/2016/wordml/cid" xmlns:w16se="http://schemas.microsoft.com/office/word/2015/wordml/symex" xmlns:wpg="http://schemas.microsoft.com/office/word/2010/wordprocessingGroup" xmlns:wpi="http://schemas.microsoft.com/office/word/2010/wordprocessingInk" xmlns:wne="http://schemas.microsoft.com/office/word/2006/wordml" xmlns:wps="http://schemas.microsoft.com/office/word/2010/wordprocessingShape" mc:Ignorable="w14 w15 w16se w16cid wp14">
+<w:document xmlns:wpc="http://schemas.microsoft.com/office/word/2010/wordprocessingCanvas" xmlns:cx="http://schemas.microsoft.com/office/drawing/2014/chartex" xmlns:cx1="http://schemas.microsoft.com/office/drawing/2015/9/8/chartex" xmlns:cx2="http://schemas.microsoft.com/office/drawing/2015/10/21/chartex" xmlns:cx3="http://schemas.microsoft.com/office/drawing/2016/5/9/chartex" xmlns:cx4="http://schemas.microsoft.com/office/drawing/2016/5/10/chartex" xmlns:cx5="http://schemas.microsoft.com/office/drawing/2016/5/11/chartex" xmlns:cx6="http://schemas.microsoft.com/office/drawing/2016/5/12/chartex" xmlns:cx7="http://schemas.microsoft.com/office/drawing/2016/5/13/chartex" xmlns:cx8="http://schemas.microsoft.com/office/drawing/2016/5/14/chartex" xmlns:mc="http://schemas.openxmlformats.org/markup-compatibility/2006" xmlns:aink="http://schemas.microsoft.com/office/drawing/2016/ink" xmlns:am3d="http://schemas.microsoft.com/office/drawing/2017/model3d" xmlns:o="urn:schemas-microsoft-com:office:office" xmlns:oel="http://schemas.microsoft.com/office/2019/extlst" xmlns:r="http://schemas.openxmlformats.org/officeDocument/2006/relationships" xmlns:m="http://schemas.openxmlformats.org/officeDocument/2006/math" xmlns:v="urn:schemas-microsoft-com:vml" xmlns:wp14="http://schemas.microsoft.com/office/word/2010/wordprocessingDrawing" xmlns:wp="http://schemas.openxmlformats.org/drawingml/2006/wordprocessingDrawing" xmlns:w10="urn:schemas-microsoft-com:office:word" xmlns:w="http://schemas.openxmlformats.org/wordprocessingml/2006/main" xmlns:w14="http://schemas.microsoft.com/office/word/2010/wordml" xmlns:w15="http://schemas.microsoft.com/office/word/2012/wordml" xmlns:w16cex="http://schemas.microsoft.com/office/word/2018/wordml/cex" xmlns:w16cid="http://schemas.microsoft.com/office/word/2016/wordml/cid" xmlns:w16="http://schemas.microsoft.com/office/word/2018/wordml" xmlns:w16du="http://schemas.microsoft.com/office/word/2023/wordml/word16du" xmlns:w16sdtdh="http://schemas.microsoft.com/office/word/2020/wordml/sdtdatahash" xmlns:w16sdtfl="http://schemas.microsoft.com/office/word/2024/wordml/sdtformatlock" xmlns:w16se="http://schemas.microsoft.com/office/word/2015/wordml/symex" xmlns:wpg="http://schemas.microsoft.com/office/word/2010/wordprocessingGroup" xmlns:wpi="http://schemas.microsoft.com/office/word/2010/wordprocessingInk" xmlns:wne="http://schemas.microsoft.com/office/word/2006/wordml" xmlns:wps="http://schemas.microsoft.com/office/word/2010/wordprocessingShape" mc:Ignorable="w14 w15 w16se w16cid w16 w16cex w16sdtdh w16sdtfl w16du wp14">
   <w:body>
     <w:p>
       <w:pPr>
@@ -127,7 +127,19 @@
         <w:rPr>
           <w:b/>
         </w:rPr>
-        <w:t>Issue 1.0</w:t>
+        <w:t xml:space="preserve">Issue </w:t>
+      </w:r>
+      <w:r>
+        <w:rPr>
+          <w:b/>
+        </w:rPr>
+        <w:t>2</w:t>
+      </w:r>
+      <w:r>
+        <w:rPr>
+          <w:b/>
+        </w:rPr>
+        <w:t>.0</w:t>
       </w:r>
     </w:p>
     <w:p>
@@ -188,7 +200,6 @@
             <w:t>Contents</w:t>
           </w:r>
         </w:p>
-        <w:bookmarkStart w:id="2" w:name="_GoBack"/>
         <w:p>
           <w:pPr>
             <w:pStyle w:val="TOC1"/>
@@ -1427,7 +1438,6 @@
             <w:fldChar w:fldCharType="end"/>
           </w:r>
         </w:p>
-        <w:bookmarkEnd w:id="2" w:displacedByCustomXml="next"/>
       </w:sdtContent>
     </w:sdt>
     <w:p>
@@ -1468,11 +1478,11 @@
         <w:lastRenderedPageBreak/>
         <w:t xml:space="preserve"> </w:t>
       </w:r>
-      <w:bookmarkStart w:id="3" w:name="_Toc36039603"/>
+      <w:bookmarkStart w:id="2" w:name="_Toc36039603"/>
       <w:r>
         <w:t>Introduction</w:t>
       </w:r>
-      <w:bookmarkEnd w:id="3"/>
+      <w:bookmarkEnd w:id="2"/>
     </w:p>
     <w:p>
       <w:pPr>
@@ -1491,7 +1501,13 @@
         <w:t>,</w:t>
       </w:r>
       <w:r>
-        <w:t xml:space="preserve"> we will look at developing more complex graphics such as 3D cubes and how we can manipulate them to make them move, rotate, etc. The outcome of this lab should be a 3D spinning cube in our application.</w:t>
+        <w:t xml:space="preserve"> we will look at developing more complex graphics such as 3D cubes and how we can manipulate them to make them move</w:t>
+      </w:r>
+      <w:r>
+        <w:t xml:space="preserve"> and</w:t>
+      </w:r>
+      <w:r>
+        <w:t xml:space="preserve"> rotate. The outcome of this lab should be a 3D spinning cube in our application.</w:t>
       </w:r>
     </w:p>
     <w:p>
@@ -1505,7 +1521,7 @@
       <w:r>
         <w:t xml:space="preserve"> </w:t>
       </w:r>
-      <w:bookmarkStart w:id="4" w:name="_Toc36039604"/>
+      <w:bookmarkStart w:id="3" w:name="_Toc36039604"/>
       <w:r>
         <w:t xml:space="preserve">Project </w:t>
       </w:r>
@@ -1515,7 +1531,7 @@
       <w:r>
         <w:t>etup</w:t>
       </w:r>
-      <w:bookmarkEnd w:id="4"/>
+      <w:bookmarkEnd w:id="3"/>
     </w:p>
     <w:p>
       <w:pPr>
@@ -1549,7 +1565,7 @@
           <w:szCs w:val="24"/>
           <w:lang w:eastAsia="en-GB"/>
         </w:rPr>
-        <w:t xml:space="preserve"> we will carry on from the triangle example. You can either just continue with your current project or make a copy of the project and call it </w:t>
+        <w:t xml:space="preserve"> we will </w:t>
       </w:r>
       <w:r>
         <w:rPr>
@@ -1557,41 +1573,42 @@
           <w:szCs w:val="24"/>
           <w:lang w:eastAsia="en-GB"/>
         </w:rPr>
-        <w:t>“</w:t>
-      </w:r>
-      <w:proofErr w:type="spellStart"/>
+        <w:t xml:space="preserve">continue </w:t>
+      </w:r>
+      <w:proofErr w:type="gramStart"/>
       <w:r>
         <w:rPr>
           <w:rFonts w:eastAsia="Times New Roman" w:cs="Times New Roman"/>
           <w:szCs w:val="24"/>
           <w:lang w:eastAsia="en-GB"/>
         </w:rPr>
-        <w:t>S</w:t>
-      </w:r>
+        <w:t>from</w:t>
+      </w:r>
+      <w:proofErr w:type="gramEnd"/>
       <w:r>
         <w:rPr>
           <w:rFonts w:eastAsia="Times New Roman" w:cs="Times New Roman"/>
           <w:szCs w:val="24"/>
           <w:lang w:eastAsia="en-GB"/>
         </w:rPr>
-        <w:t>impleCube</w:t>
-      </w:r>
-      <w:proofErr w:type="spellEnd"/>
+        <w:t xml:space="preserve"> the triangle example. You can either continue with your current project or make a copy of the project and call it </w:t>
+      </w:r>
       <w:r>
         <w:rPr>
           <w:rFonts w:eastAsia="Times New Roman" w:cs="Times New Roman"/>
           <w:szCs w:val="24"/>
           <w:lang w:eastAsia="en-GB"/>
         </w:rPr>
-        <w:t>”</w:t>
-      </w:r>
+        <w:t>“</w:t>
+      </w:r>
+      <w:proofErr w:type="spellStart"/>
       <w:r>
         <w:rPr>
           <w:rFonts w:eastAsia="Times New Roman" w:cs="Times New Roman"/>
           <w:szCs w:val="24"/>
           <w:lang w:eastAsia="en-GB"/>
         </w:rPr>
-        <w:t>. For this tutorial</w:t>
+        <w:t>S</w:t>
       </w:r>
       <w:r>
         <w:rPr>
@@ -1599,15 +1616,16 @@
           <w:szCs w:val="24"/>
           <w:lang w:eastAsia="en-GB"/>
         </w:rPr>
-        <w:t>,</w:t>
-      </w:r>
+        <w:t>impleCube</w:t>
+      </w:r>
+      <w:proofErr w:type="spellEnd"/>
       <w:r>
         <w:rPr>
           <w:rFonts w:eastAsia="Times New Roman" w:cs="Times New Roman"/>
           <w:szCs w:val="24"/>
           <w:lang w:eastAsia="en-GB"/>
         </w:rPr>
-        <w:t xml:space="preserve"> we have made a new copy. If you have any issues working out how to do </w:t>
+        <w:t>”</w:t>
       </w:r>
       <w:r>
         <w:rPr>
@@ -1615,7 +1633,7 @@
           <w:szCs w:val="24"/>
           <w:lang w:eastAsia="en-GB"/>
         </w:rPr>
-        <w:t>this,</w:t>
+        <w:t>. For this tutorial</w:t>
       </w:r>
       <w:r>
         <w:rPr>
@@ -1623,7 +1641,7 @@
           <w:szCs w:val="24"/>
           <w:lang w:eastAsia="en-GB"/>
         </w:rPr>
-        <w:t xml:space="preserve"> please consult the other tutorials.</w:t>
+        <w:t>,</w:t>
       </w:r>
       <w:r>
         <w:rPr>
@@ -1631,54 +1649,48 @@
           <w:szCs w:val="24"/>
           <w:lang w:eastAsia="en-GB"/>
         </w:rPr>
-        <w:t xml:space="preserve"> </w:t>
-      </w:r>
-      <w:bookmarkStart w:id="5" w:name="_Hlk29221635"/>
+        <w:t xml:space="preserve"> we have made a new copy. If you have any issues working out how to do </w:t>
+      </w:r>
       <w:r>
         <w:rPr>
           <w:rFonts w:eastAsia="Times New Roman" w:cs="Times New Roman"/>
           <w:szCs w:val="24"/>
           <w:lang w:eastAsia="en-GB"/>
         </w:rPr>
-        <w:t>Ensure that you rename parts that reference the name of the previous project such as “</w:t>
-      </w:r>
-      <w:proofErr w:type="spellStart"/>
+        <w:t>this,</w:t>
+      </w:r>
       <w:r>
         <w:rPr>
           <w:rFonts w:eastAsia="Times New Roman" w:cs="Times New Roman"/>
           <w:szCs w:val="24"/>
           <w:lang w:eastAsia="en-GB"/>
         </w:rPr>
-        <w:t>SimpleTriangle</w:t>
-      </w:r>
-      <w:proofErr w:type="spellEnd"/>
+        <w:t xml:space="preserve"> please consult the other tutorials.</w:t>
+      </w:r>
       <w:r>
         <w:rPr>
           <w:rFonts w:eastAsia="Times New Roman" w:cs="Times New Roman"/>
           <w:szCs w:val="24"/>
           <w:lang w:eastAsia="en-GB"/>
         </w:rPr>
-        <w:t>”.</w:t>
-      </w:r>
-      <w:bookmarkEnd w:id="5"/>
-    </w:p>
-    <w:p>
-      <w:pPr>
-        <w:spacing w:before="100" w:beforeAutospacing="1" w:after="100" w:afterAutospacing="1" w:line="240" w:lineRule="auto"/>
-        <w:jc w:val="both"/>
+        <w:t xml:space="preserve"> </w:t>
+      </w:r>
+      <w:bookmarkStart w:id="4" w:name="_Hlk29221635"/>
+      <w:r>
         <w:rPr>
           <w:rFonts w:eastAsia="Times New Roman" w:cs="Times New Roman"/>
           <w:szCs w:val="24"/>
           <w:lang w:eastAsia="en-GB"/>
         </w:rPr>
-      </w:pPr>
+        <w:t>Ensure that you rename parts that reference the name of the previous project</w:t>
+      </w:r>
       <w:r>
         <w:rPr>
           <w:rFonts w:eastAsia="Times New Roman" w:cs="Times New Roman"/>
           <w:szCs w:val="24"/>
           <w:lang w:eastAsia="en-GB"/>
         </w:rPr>
-        <w:t xml:space="preserve">We need to add </w:t>
+        <w:t>,</w:t>
       </w:r>
       <w:r>
         <w:rPr>
@@ -1686,39 +1698,45 @@
           <w:szCs w:val="24"/>
           <w:lang w:eastAsia="en-GB"/>
         </w:rPr>
-        <w:t>two</w:t>
-      </w:r>
+        <w:t xml:space="preserve"> such as “</w:t>
+      </w:r>
+      <w:proofErr w:type="spellStart"/>
       <w:r>
         <w:rPr>
           <w:rFonts w:eastAsia="Times New Roman" w:cs="Times New Roman"/>
           <w:szCs w:val="24"/>
           <w:lang w:eastAsia="en-GB"/>
         </w:rPr>
-        <w:t xml:space="preserve"> new native files. We could have placed all our new functions in the native-lib.cpp</w:t>
-      </w:r>
+        <w:t>SimpleTriangle</w:t>
+      </w:r>
+      <w:proofErr w:type="spellEnd"/>
       <w:r>
         <w:rPr>
           <w:rFonts w:eastAsia="Times New Roman" w:cs="Times New Roman"/>
           <w:szCs w:val="24"/>
           <w:lang w:eastAsia="en-GB"/>
         </w:rPr>
-        <w:t>,</w:t>
-      </w:r>
-      <w:r>
+        <w:t>”.</w:t>
+      </w:r>
+      <w:bookmarkEnd w:id="4"/>
+    </w:p>
+    <w:p>
+      <w:pPr>
+        <w:spacing w:before="100" w:beforeAutospacing="1" w:after="100" w:afterAutospacing="1" w:line="240" w:lineRule="auto"/>
+        <w:jc w:val="both"/>
         <w:rPr>
           <w:rFonts w:eastAsia="Times New Roman" w:cs="Times New Roman"/>
           <w:szCs w:val="24"/>
           <w:lang w:eastAsia="en-GB"/>
         </w:rPr>
-        <w:t xml:space="preserve"> but for ease of use and readability</w:t>
-      </w:r>
+      </w:pPr>
       <w:r>
         <w:rPr>
           <w:rFonts w:eastAsia="Times New Roman" w:cs="Times New Roman"/>
           <w:szCs w:val="24"/>
           <w:lang w:eastAsia="en-GB"/>
         </w:rPr>
-        <w:t>,</w:t>
+        <w:t xml:space="preserve">We need to add </w:t>
       </w:r>
       <w:r>
         <w:rPr>
@@ -1726,25 +1744,23 @@
           <w:szCs w:val="24"/>
           <w:lang w:eastAsia="en-GB"/>
         </w:rPr>
-        <w:t xml:space="preserve"> we have separated them out. Navigate to the </w:t>
-      </w:r>
-      <w:proofErr w:type="spellStart"/>
+        <w:t>two</w:t>
+      </w:r>
       <w:r>
         <w:rPr>
           <w:rFonts w:eastAsia="Times New Roman" w:cs="Times New Roman"/>
           <w:szCs w:val="24"/>
           <w:lang w:eastAsia="en-GB"/>
         </w:rPr>
-        <w:t>cpp</w:t>
-      </w:r>
-      <w:proofErr w:type="spellEnd"/>
+        <w:t xml:space="preserve"> new native files. We could have placed all our new functions in native-lib.cpp</w:t>
+      </w:r>
       <w:r>
         <w:rPr>
           <w:rFonts w:eastAsia="Times New Roman" w:cs="Times New Roman"/>
           <w:szCs w:val="24"/>
           <w:lang w:eastAsia="en-GB"/>
         </w:rPr>
-        <w:t xml:space="preserve"> folder</w:t>
+        <w:t>,</w:t>
       </w:r>
       <w:r>
         <w:rPr>
@@ -1752,7 +1768,7 @@
           <w:szCs w:val="24"/>
           <w:lang w:eastAsia="en-GB"/>
         </w:rPr>
-        <w:t>, right</w:t>
+        <w:t xml:space="preserve"> but for ease of use and readability</w:t>
       </w:r>
       <w:r>
         <w:rPr>
@@ -1760,7 +1776,7 @@
           <w:szCs w:val="24"/>
           <w:lang w:eastAsia="en-GB"/>
         </w:rPr>
-        <w:t>-</w:t>
+        <w:t>,</w:t>
       </w:r>
       <w:r>
         <w:rPr>
@@ -1768,41 +1784,41 @@
           <w:szCs w:val="24"/>
           <w:lang w:eastAsia="en-GB"/>
         </w:rPr>
-        <w:t>click</w:t>
-      </w:r>
+        <w:t xml:space="preserve"> we have separated them out. Navigate to the </w:t>
+      </w:r>
+      <w:proofErr w:type="spellStart"/>
       <w:r>
         <w:rPr>
           <w:rFonts w:eastAsia="Times New Roman" w:cs="Times New Roman"/>
           <w:szCs w:val="24"/>
           <w:lang w:eastAsia="en-GB"/>
         </w:rPr>
-        <w:t>,</w:t>
-      </w:r>
+        <w:t>cpp</w:t>
+      </w:r>
+      <w:proofErr w:type="spellEnd"/>
       <w:r>
         <w:rPr>
           <w:rFonts w:eastAsia="Times New Roman" w:cs="Times New Roman"/>
           <w:szCs w:val="24"/>
           <w:lang w:eastAsia="en-GB"/>
         </w:rPr>
-        <w:t xml:space="preserve"> and select new </w:t>
-      </w:r>
-      <w:proofErr w:type="spellStart"/>
+        <w:t xml:space="preserve"> folder</w:t>
+      </w:r>
       <w:r>
         <w:rPr>
           <w:rFonts w:eastAsia="Times New Roman" w:cs="Times New Roman"/>
           <w:szCs w:val="24"/>
           <w:lang w:eastAsia="en-GB"/>
         </w:rPr>
-        <w:t>c++</w:t>
-      </w:r>
-      <w:proofErr w:type="spellEnd"/>
+        <w:t>, right</w:t>
+      </w:r>
       <w:r>
         <w:rPr>
           <w:rFonts w:eastAsia="Times New Roman" w:cs="Times New Roman"/>
           <w:szCs w:val="24"/>
           <w:lang w:eastAsia="en-GB"/>
         </w:rPr>
-        <w:t xml:space="preserve"> file.</w:t>
+        <w:t>-</w:t>
       </w:r>
       <w:r>
         <w:rPr>
@@ -1810,7 +1826,7 @@
           <w:szCs w:val="24"/>
           <w:lang w:eastAsia="en-GB"/>
         </w:rPr>
-        <w:t xml:space="preserve"> </w:t>
+        <w:t>click</w:t>
       </w:r>
       <w:r>
         <w:rPr>
@@ -1818,7 +1834,7 @@
           <w:szCs w:val="24"/>
           <w:lang w:eastAsia="en-GB"/>
         </w:rPr>
-        <w:t>T</w:t>
+        <w:t>,</w:t>
       </w:r>
       <w:r>
         <w:rPr>
@@ -1826,7 +1842,7 @@
           <w:szCs w:val="24"/>
           <w:lang w:eastAsia="en-GB"/>
         </w:rPr>
-        <w:t xml:space="preserve">he file name </w:t>
+        <w:t xml:space="preserve"> and select </w:t>
       </w:r>
       <w:r>
         <w:rPr>
@@ -1834,7 +1850,7 @@
           <w:szCs w:val="24"/>
           <w:lang w:eastAsia="en-GB"/>
         </w:rPr>
-        <w:t>should</w:t>
+        <w:t>N</w:t>
       </w:r>
       <w:r>
         <w:rPr>
@@ -1842,7 +1858,7 @@
           <w:szCs w:val="24"/>
           <w:lang w:eastAsia="en-GB"/>
         </w:rPr>
-        <w:t xml:space="preserve"> be Matrix.cpp</w:t>
+        <w:t xml:space="preserve">ew </w:t>
       </w:r>
       <w:r>
         <w:rPr>
@@ -1850,7 +1866,7 @@
           <w:szCs w:val="24"/>
           <w:lang w:eastAsia="en-GB"/>
         </w:rPr>
-        <w:t>, also m</w:t>
+        <w:t>C</w:t>
       </w:r>
       <w:r>
         <w:rPr>
@@ -1858,7 +1874,7 @@
           <w:szCs w:val="24"/>
           <w:lang w:eastAsia="en-GB"/>
         </w:rPr>
-        <w:t xml:space="preserve">ake sure to attach a header file to it which will be Matrix.h. </w:t>
+        <w:t>++ file.</w:t>
       </w:r>
       <w:r>
         <w:rPr>
@@ -1866,7 +1882,7 @@
           <w:szCs w:val="24"/>
           <w:lang w:eastAsia="en-GB"/>
         </w:rPr>
-        <w:t>We also need to edit</w:t>
+        <w:t xml:space="preserve"> </w:t>
       </w:r>
       <w:r>
         <w:rPr>
@@ -1874,7 +1890,113 @@
           <w:szCs w:val="24"/>
           <w:lang w:eastAsia="en-GB"/>
         </w:rPr>
-        <w:t xml:space="preserve"> the CMakelists.txt</w:t>
+        <w:t>T</w:t>
+      </w:r>
+      <w:r>
+        <w:rPr>
+          <w:rFonts w:eastAsia="Times New Roman" w:cs="Times New Roman"/>
+          <w:szCs w:val="24"/>
+          <w:lang w:eastAsia="en-GB"/>
+        </w:rPr>
+        <w:t xml:space="preserve">he file name </w:t>
+      </w:r>
+      <w:r>
+        <w:rPr>
+          <w:rFonts w:eastAsia="Times New Roman" w:cs="Times New Roman"/>
+          <w:szCs w:val="24"/>
+          <w:lang w:eastAsia="en-GB"/>
+        </w:rPr>
+        <w:t>should</w:t>
+      </w:r>
+      <w:r>
+        <w:rPr>
+          <w:rFonts w:eastAsia="Times New Roman" w:cs="Times New Roman"/>
+          <w:szCs w:val="24"/>
+          <w:lang w:eastAsia="en-GB"/>
+        </w:rPr>
+        <w:t xml:space="preserve"> be Matrix.cpp</w:t>
+      </w:r>
+      <w:r>
+        <w:rPr>
+          <w:rFonts w:eastAsia="Times New Roman" w:cs="Times New Roman"/>
+          <w:szCs w:val="24"/>
+          <w:lang w:eastAsia="en-GB"/>
+        </w:rPr>
+        <w:t>, also m</w:t>
+      </w:r>
+      <w:r>
+        <w:rPr>
+          <w:rFonts w:eastAsia="Times New Roman" w:cs="Times New Roman"/>
+          <w:szCs w:val="24"/>
+          <w:lang w:eastAsia="en-GB"/>
+        </w:rPr>
+        <w:t xml:space="preserve">ake sure to attach a header file to it </w:t>
+      </w:r>
+      <w:r>
+        <w:rPr>
+          <w:rFonts w:eastAsia="Times New Roman" w:cs="Times New Roman"/>
+          <w:szCs w:val="24"/>
+          <w:lang w:eastAsia="en-GB"/>
+        </w:rPr>
+        <w:t>called</w:t>
+      </w:r>
+      <w:r>
+        <w:rPr>
+          <w:rFonts w:eastAsia="Times New Roman" w:cs="Times New Roman"/>
+          <w:szCs w:val="24"/>
+          <w:lang w:eastAsia="en-GB"/>
+        </w:rPr>
+        <w:t xml:space="preserve"> </w:t>
+      </w:r>
+      <w:proofErr w:type="spellStart"/>
+      <w:r>
+        <w:rPr>
+          <w:rFonts w:eastAsia="Times New Roman" w:cs="Times New Roman"/>
+          <w:szCs w:val="24"/>
+          <w:lang w:eastAsia="en-GB"/>
+        </w:rPr>
+        <w:t>Matrix.h</w:t>
+      </w:r>
+      <w:proofErr w:type="spellEnd"/>
+      <w:r>
+        <w:rPr>
+          <w:rFonts w:eastAsia="Times New Roman" w:cs="Times New Roman"/>
+          <w:szCs w:val="24"/>
+          <w:lang w:eastAsia="en-GB"/>
+        </w:rPr>
+        <w:t xml:space="preserve">. </w:t>
+      </w:r>
+      <w:r>
+        <w:rPr>
+          <w:rFonts w:eastAsia="Times New Roman" w:cs="Times New Roman"/>
+          <w:szCs w:val="24"/>
+          <w:lang w:eastAsia="en-GB"/>
+        </w:rPr>
+        <w:t>We also need to edit</w:t>
+      </w:r>
+      <w:r>
+        <w:rPr>
+          <w:rFonts w:eastAsia="Times New Roman" w:cs="Times New Roman"/>
+          <w:szCs w:val="24"/>
+          <w:lang w:eastAsia="en-GB"/>
+        </w:rPr>
+        <w:t xml:space="preserve"> the CMake</w:t>
+      </w:r>
+      <w:r>
+        <w:rPr>
+          <w:rFonts w:eastAsia="Times New Roman" w:cs="Times New Roman"/>
+          <w:szCs w:val="24"/>
+          <w:lang w:eastAsia="en-GB"/>
+        </w:rPr>
+        <w:t>L</w:t>
+      </w:r>
+      <w:r>
+        <w:rPr>
+          <w:rFonts w:eastAsia="Times New Roman" w:cs="Times New Roman"/>
+          <w:szCs w:val="24"/>
+          <w:lang w:eastAsia="en-GB"/>
+        </w:rPr>
+        <w:t>ists.txt</w:t>
       </w:r>
       <w:r>
         <w:rPr>
@@ -1902,7 +2024,7 @@
           <w:szCs w:val="24"/>
           <w:lang w:eastAsia="en-GB"/>
         </w:rPr>
-        <w:t>;</w:t>
+        <w:t>.</w:t>
       </w:r>
       <w:r>
         <w:rPr>
@@ -1910,7 +2032,23 @@
           <w:szCs w:val="24"/>
           <w:lang w:eastAsia="en-GB"/>
         </w:rPr>
-        <w:t xml:space="preserve"> it should look like this</w:t>
+        <w:t xml:space="preserve"> </w:t>
+      </w:r>
+      <w:r>
+        <w:rPr>
+          <w:rFonts w:eastAsia="Times New Roman" w:cs="Times New Roman"/>
+          <w:szCs w:val="24"/>
+          <w:lang w:eastAsia="en-GB"/>
+        </w:rPr>
+        <w:t>I</w:t>
+      </w:r>
+      <w:r>
+        <w:rPr>
+          <w:rFonts w:eastAsia="Times New Roman" w:cs="Times New Roman"/>
+          <w:szCs w:val="24"/>
+          <w:lang w:eastAsia="en-GB"/>
+        </w:rPr>
+        <w:t>t should look like this</w:t>
       </w:r>
       <w:r>
         <w:rPr>
@@ -2207,11 +2345,11 @@
       <w:r>
         <w:t xml:space="preserve"> </w:t>
       </w:r>
-      <w:bookmarkStart w:id="6" w:name="_Toc36039605"/>
+      <w:bookmarkStart w:id="5" w:name="_Toc36039605"/>
       <w:r>
         <w:t>Matrices</w:t>
       </w:r>
-      <w:bookmarkEnd w:id="6"/>
+      <w:bookmarkEnd w:id="5"/>
     </w:p>
     <w:p>
       <w:pPr>
@@ -2221,11 +2359,11 @@
           <w:numId w:val="31"/>
         </w:numPr>
       </w:pPr>
-      <w:bookmarkStart w:id="7" w:name="_Toc36039606"/>
+      <w:bookmarkStart w:id="6" w:name="_Toc36039606"/>
       <w:r>
         <w:t>General information</w:t>
       </w:r>
-      <w:bookmarkEnd w:id="7"/>
+      <w:bookmarkEnd w:id="6"/>
     </w:p>
     <w:p>
       <w:pPr>
@@ -2238,7 +2376,19 @@
         <w:t>,</w:t>
       </w:r>
       <w:r>
-        <w:t xml:space="preserve"> we will be dealing with a 4x4 matrix.</w:t>
+        <w:t xml:space="preserve"> we will be dealing with a 4</w:t>
+      </w:r>
+      <w:r>
+        <w:t xml:space="preserve"> </w:t>
+      </w:r>
+      <w:r>
+        <w:t>x</w:t>
+      </w:r>
+      <w:r>
+        <w:t xml:space="preserve"> </w:t>
+      </w:r>
+      <w:r>
+        <w:t>4 matrix.</w:t>
       </w:r>
     </w:p>
     <w:p>
@@ -2246,8 +2396,13 @@
         <w:jc w:val="both"/>
       </w:pPr>
       <w:r>
-        <w:lastRenderedPageBreak/>
-        <w:t>We will touch on three matrices that will be used when developing our application/graphics. These are:</w:t>
+        <w:t>We will touch on three matrices that will be used when developing our application</w:t>
+      </w:r>
+      <w:r>
+        <w:t xml:space="preserve"> and </w:t>
+      </w:r>
+      <w:r>
+        <w:t>graphics. These are:</w:t>
       </w:r>
     </w:p>
     <w:p>
@@ -2260,6 +2415,7 @@
         <w:spacing w:before="200" w:after="200" w:line="276" w:lineRule="auto"/>
       </w:pPr>
       <w:r>
+        <w:lastRenderedPageBreak/>
         <w:t>Model Matrix</w:t>
       </w:r>
     </w:p>
@@ -2294,13 +2450,25 @@
         <w:jc w:val="both"/>
       </w:pPr>
       <w:r>
-        <w:t>The model matrix is typically concerned with where an object should be drawn to the screen</w:t>
-      </w:r>
-      <w:r>
-        <w:t>;</w:t>
-      </w:r>
-      <w:r>
-        <w:t xml:space="preserve"> this helps with movement, scaling</w:t>
+        <w:t xml:space="preserve">The model matrix is typically concerned with where an object should be drawn </w:t>
+      </w:r>
+      <w:r>
+        <w:t>on</w:t>
+      </w:r>
+      <w:r>
+        <w:t xml:space="preserve"> the screen</w:t>
+      </w:r>
+      <w:r>
+        <w:t>.</w:t>
+      </w:r>
+      <w:r>
+        <w:t xml:space="preserve"> </w:t>
+      </w:r>
+      <w:r>
+        <w:t>T</w:t>
+      </w:r>
+      <w:r>
+        <w:t>his helps with movement, scaling</w:t>
       </w:r>
       <w:r>
         <w:t>,</w:t>
@@ -2340,18 +2508,27 @@
         </w:numPr>
         <w:jc w:val="both"/>
       </w:pPr>
-      <w:bookmarkStart w:id="8" w:name="_Toc36039607"/>
+      <w:bookmarkStart w:id="7" w:name="_Toc36039607"/>
       <w:r>
         <w:t>Identity function</w:t>
       </w:r>
-      <w:bookmarkEnd w:id="8"/>
+      <w:bookmarkEnd w:id="7"/>
     </w:p>
     <w:p>
       <w:pPr>
         <w:jc w:val="both"/>
       </w:pPr>
       <w:r>
-        <w:t>We are now going to add code to our “Matrix.cpp” file that we created during the project setup. We will begin by coding a “</w:t>
+        <w:t xml:space="preserve">We are now going to add code to </w:t>
+      </w:r>
+      <w:r>
+        <w:t>the</w:t>
+      </w:r>
+      <w:r>
+        <w:t xml:space="preserve"> </w:t>
+      </w:r>
+      <w:r>
+        <w:t>“Matrix.cpp” file that we created during the project setup. We will begin by coding a “</w:t>
       </w:r>
       <w:proofErr w:type="spellStart"/>
       <w:r>
@@ -2371,7 +2548,13 @@
         <w:t>,</w:t>
       </w:r>
       <w:r>
-        <w:t xml:space="preserve"> it will make sure nothing is happening, such as translation, rotation</w:t>
+        <w:t xml:space="preserve"> it </w:t>
+      </w:r>
+      <w:r>
+        <w:t>ensures that</w:t>
+      </w:r>
+      <w:r>
+        <w:t xml:space="preserve"> nothing is happening, such as translation, rotation</w:t>
       </w:r>
       <w:r>
         <w:t>,</w:t>
@@ -3020,13 +3203,25 @@
         <w:rPr>
           <w:rFonts w:cs="Consolas"/>
         </w:rPr>
-        <w:t>OpenGL places the elements into a matrix differently to conventional mathematics. Instead of elements going up along the row, they are placed in columns, e.g</w:t>
+        <w:t xml:space="preserve">OpenGL places the elements into a matrix differently </w:t>
       </w:r>
       <w:r>
         <w:rPr>
           <w:rFonts w:cs="Consolas"/>
         </w:rPr>
-        <w:t>.</w:t>
+        <w:t>from</w:t>
+      </w:r>
+      <w:r>
+        <w:rPr>
+          <w:rFonts w:cs="Consolas"/>
+        </w:rPr>
+        <w:t xml:space="preserve"> conventional mathematics. Instead of elements going along the row, they are placed in columns, </w:t>
+      </w:r>
+      <w:r>
+        <w:rPr>
+          <w:rFonts w:cs="Consolas"/>
+        </w:rPr>
+        <w:t>for example</w:t>
       </w:r>
       <w:r>
         <w:rPr>
@@ -3092,19 +3287,25 @@
           <w:numId w:val="31"/>
         </w:numPr>
       </w:pPr>
-      <w:bookmarkStart w:id="9" w:name="_Toc36039608"/>
+      <w:bookmarkStart w:id="8" w:name="_Toc36039608"/>
       <w:r>
         <w:lastRenderedPageBreak/>
         <w:t>Translation function</w:t>
       </w:r>
-      <w:bookmarkEnd w:id="9"/>
+      <w:bookmarkEnd w:id="8"/>
     </w:p>
     <w:p>
       <w:pPr>
         <w:jc w:val="both"/>
       </w:pPr>
       <w:r>
-        <w:t xml:space="preserve">Translation is the act of moving something in the X, Y, </w:t>
+        <w:t xml:space="preserve">Translation is the act of moving something </w:t>
+      </w:r>
+      <w:r>
+        <w:t>along</w:t>
+      </w:r>
+      <w:r>
+        <w:t xml:space="preserve"> the X, Y, </w:t>
       </w:r>
       <w:r>
         <w:t>or</w:t>
@@ -3113,21 +3314,79 @@
         <w:t xml:space="preserve"> Z axis</w:t>
       </w:r>
       <w:r>
-        <w:t>; or a mixture of the three</w:t>
-      </w:r>
-      <w:r>
-        <w:t xml:space="preserve">. We only need to alter the values of the numbers in the furthest right column in order to translate the object. Element 12 (referring to the diagram above) determines how far the object will be moved on the X axis. Element 13 determines the Y axis, and element 14 controls the Z axis. Finally, element 15 will need to be set 1 to </w:t>
+        <w:t>,</w:t>
+      </w:r>
+      <w:r>
+        <w:t xml:space="preserve"> or a mixture of the three</w:t>
+      </w:r>
+      <w:r>
+        <w:t xml:space="preserve">. We only need to alter the values in the furthest right column </w:t>
       </w:r>
       <w:proofErr w:type="gramStart"/>
       <w:r>
+        <w:t>in order to</w:t>
+      </w:r>
+      <w:proofErr w:type="gramEnd"/>
+      <w:r>
+        <w:t xml:space="preserve"> translate the object. Element 12</w:t>
+      </w:r>
+      <w:r>
+        <w:t xml:space="preserve">, </w:t>
+      </w:r>
+      <w:r>
+        <w:t>referring to the diagram above</w:t>
+      </w:r>
+      <w:r>
+        <w:t>,</w:t>
+      </w:r>
+      <w:r>
+        <w:t xml:space="preserve"> determines how far the object will be moved </w:t>
+      </w:r>
+      <w:r>
+        <w:t>along</w:t>
+      </w:r>
+      <w:r>
+        <w:t xml:space="preserve"> the X axis. Element 13 determines </w:t>
+      </w:r>
+      <w:r>
+        <w:t xml:space="preserve">movement along </w:t>
+      </w:r>
+      <w:r>
+        <w:t xml:space="preserve">the Y axis, and element 14 controls </w:t>
+      </w:r>
+      <w:r>
+        <w:t xml:space="preserve">movement along </w:t>
+      </w:r>
+      <w:r>
+        <w:t xml:space="preserve">the Z axis. Finally, element 15 will need to be set </w:t>
+      </w:r>
+      <w:r>
+        <w:t xml:space="preserve">to </w:t>
+      </w:r>
+      <w:r>
+        <w:t xml:space="preserve">1 </w:t>
+      </w:r>
+      <w:proofErr w:type="gramStart"/>
+      <w:r>
         <w:t>in order for</w:t>
       </w:r>
       <w:proofErr w:type="gramEnd"/>
       <w:r>
-        <w:t xml:space="preserve"> the math to work</w:t>
-      </w:r>
-      <w:r>
-        <w:t>;</w:t>
+        <w:t xml:space="preserve"> </w:t>
+      </w:r>
+      <w:proofErr w:type="gramStart"/>
+      <w:r>
+        <w:t>the math</w:t>
+      </w:r>
+      <w:r>
+        <w:t>ematics</w:t>
+      </w:r>
+      <w:proofErr w:type="gramEnd"/>
+      <w:r>
+        <w:t xml:space="preserve"> to work</w:t>
+      </w:r>
+      <w:r>
+        <w:t>,</w:t>
       </w:r>
       <w:r>
         <w:t xml:space="preserve"> however</w:t>
@@ -3647,7 +3906,22 @@
         <w:jc w:val="both"/>
       </w:pPr>
       <w:r>
-        <w:t xml:space="preserve">The function starts by creating a temporary matrix and filling it with the identity matrix. We then assign the changes we want in the coordinates to their respective positions in the matrix, as discussed previously. Finally, we multiply the temporary matrix with the matrix we wish to translate and then assign the result back to the matrix. </w:t>
+        <w:t xml:space="preserve">The function starts by creating a temporary matrix and filling it with the identity matrix. We then assign the </w:t>
+      </w:r>
+      <w:r>
+        <w:t xml:space="preserve">coordinate </w:t>
+      </w:r>
+      <w:r>
+        <w:t xml:space="preserve">changes we want to their respective positions in the matrix, as discussed previously. Finally, we multiply the temporary matrix </w:t>
+      </w:r>
+      <w:r>
+        <w:t>by</w:t>
+      </w:r>
+      <w:r>
+        <w:t xml:space="preserve"> </w:t>
+      </w:r>
+      <w:r>
+        <w:t xml:space="preserve">the matrix we wish to translate and then assign the result back to the matrix. </w:t>
       </w:r>
     </w:p>
     <w:p>
@@ -3659,7 +3933,7 @@
         </w:numPr>
         <w:jc w:val="both"/>
       </w:pPr>
-      <w:bookmarkStart w:id="10" w:name="_Toc36039609"/>
+      <w:bookmarkStart w:id="9" w:name="_Toc36039609"/>
       <w:r>
         <w:t xml:space="preserve">Matrix </w:t>
       </w:r>
@@ -3669,7 +3943,7 @@
       <w:r>
         <w:t>ultiplication</w:t>
       </w:r>
-      <w:bookmarkEnd w:id="10"/>
+      <w:bookmarkEnd w:id="9"/>
     </w:p>
     <w:p>
       <w:pPr>
@@ -3704,7 +3978,7 @@
         <w:t xml:space="preserve">that </w:t>
       </w:r>
       <w:r>
-        <w:t>we wish to multiply together:</w:t>
+        <w:t>we wish to multiply:</w:t>
       </w:r>
     </w:p>
     <w:p>
@@ -3759,7 +4033,22 @@
         <w:jc w:val="both"/>
       </w:pPr>
       <w:r>
-        <w:t xml:space="preserve">We need to multiply each element in the rows of matrix 1 with each of the elements of the corresponding columns in matrix 2. </w:t>
+        <w:t xml:space="preserve">We need to multiply each element in the rows of matrix 1 </w:t>
+      </w:r>
+      <w:r>
+        <w:t>by</w:t>
+      </w:r>
+      <w:r>
+        <w:t xml:space="preserve"> </w:t>
+      </w:r>
+      <w:r>
+        <w:t xml:space="preserve">each of the elements </w:t>
+      </w:r>
+      <w:r>
+        <w:t>in</w:t>
+      </w:r>
+      <w:r>
+        <w:t xml:space="preserve"> the corresponding columns in matrix 2. </w:t>
       </w:r>
       <w:r>
         <w:t>So,</w:t>
@@ -3900,7 +4189,6 @@
           <w:color w:val="auto"/>
           <w:sz w:val="18"/>
         </w:rPr>
-        <w:lastRenderedPageBreak/>
         <w:t>void</w:t>
       </w:r>
       <w:r>
@@ -4837,22 +5125,58 @@
         <w:jc w:val="both"/>
       </w:pPr>
       <w:r>
-        <w:t>This function doesn’t need any explanation as it does not really relate to OpenGL ES; it simply performs the multiplication of two matrices as previously described.</w:t>
+        <w:t>This function doesn’t need any explanation as it does not really relate to OpenGL ES</w:t>
+      </w:r>
+      <w:r>
+        <w:t>.</w:t>
       </w:r>
       <w:r>
         <w:t xml:space="preserve"> </w:t>
       </w:r>
       <w:r>
+        <w:t>I</w:t>
+      </w:r>
+      <w:r>
+        <w:t>t simply performs the multiplication of two matrices as previously described.</w:t>
+      </w:r>
+      <w:r>
+        <w:t xml:space="preserve"> </w:t>
+      </w:r>
+      <w:r>
         <w:t>However,</w:t>
       </w:r>
       <w:r>
-        <w:t xml:space="preserve"> the function needs to be placed before the translate function</w:t>
-      </w:r>
-      <w:r>
-        <w:t>,</w:t>
-      </w:r>
-      <w:r>
-        <w:t xml:space="preserve"> so it is defined before it is to be called.</w:t>
+        <w:t xml:space="preserve"> the function needs to be placed before the </w:t>
+      </w:r>
+      <w:proofErr w:type="gramStart"/>
+      <w:r>
+        <w:t>translate</w:t>
+      </w:r>
+      <w:proofErr w:type="gramEnd"/>
+      <w:r>
+        <w:t xml:space="preserve"> function so</w:t>
+      </w:r>
+      <w:r>
+        <w:t xml:space="preserve"> that</w:t>
+      </w:r>
+      <w:r>
+        <w:t xml:space="preserve"> it is defined before it </w:t>
+      </w:r>
+      <w:proofErr w:type="gramStart"/>
+      <w:r>
+        <w:t>is to</w:t>
+      </w:r>
+      <w:proofErr w:type="gramEnd"/>
+      <w:r>
+        <w:t xml:space="preserve"> </w:t>
+      </w:r>
+      <w:proofErr w:type="gramStart"/>
+      <w:r>
+        <w:t>called</w:t>
+      </w:r>
+      <w:proofErr w:type="gramEnd"/>
+      <w:r>
+        <w:t>.</w:t>
       </w:r>
     </w:p>
     <w:p>
@@ -4864,11 +5188,11 @@
         </w:numPr>
         <w:jc w:val="both"/>
       </w:pPr>
-      <w:bookmarkStart w:id="11" w:name="_Toc36039610"/>
+      <w:bookmarkStart w:id="10" w:name="_Toc36039610"/>
       <w:r>
         <w:t>Scaling</w:t>
       </w:r>
-      <w:bookmarkEnd w:id="11"/>
+      <w:bookmarkEnd w:id="10"/>
     </w:p>
     <w:p>
       <w:pPr>
@@ -4876,7 +5200,40 @@
         <w:jc w:val="both"/>
       </w:pPr>
       <w:r>
-        <w:t>Now we need to write a function for another transformation; this will be for scaling. Instead of altering three of the elements in the right column like we did for translation, when trying to scale, we alter the values that lay on the diagonal line going from top left to bottom right.</w:t>
+        <w:t>Now we need to write a function for another transformation</w:t>
+      </w:r>
+      <w:r>
+        <w:t>.</w:t>
+      </w:r>
+      <w:r>
+        <w:t xml:space="preserve"> </w:t>
+      </w:r>
+      <w:r>
+        <w:t>T</w:t>
+      </w:r>
+      <w:r>
+        <w:t>his will be for scaling. Instead of altering three of the elements in the right column</w:t>
+      </w:r>
+      <w:r>
+        <w:t>,</w:t>
+      </w:r>
+      <w:r>
+        <w:t xml:space="preserve"> </w:t>
+      </w:r>
+      <w:r>
+        <w:t>as</w:t>
+      </w:r>
+      <w:r>
+        <w:t xml:space="preserve"> </w:t>
+      </w:r>
+      <w:r>
+        <w:t>we did for translation, when trying to scale, we alter the values that l</w:t>
+      </w:r>
+      <w:r>
+        <w:t>ie</w:t>
+      </w:r>
+      <w:r>
+        <w:t xml:space="preserve"> on the diagonal line going from top left to bottom right.</w:t>
       </w:r>
     </w:p>
     <w:p>
@@ -4897,7 +5254,6 @@
           <w:sz w:val="18"/>
         </w:rPr>
       </w:pPr>
-      <w:proofErr w:type="spellStart"/>
       <w:r>
         <w:rPr>
           <w:rFonts w:ascii="Consolas" w:hAnsi="Consolas" w:cs="Consolas"/>
@@ -4908,7 +5264,6 @@
         </w:rPr>
         <w:t>void</w:t>
       </w:r>
-      <w:proofErr w:type="spellEnd"/>
       <w:r>
         <w:rPr>
           <w:rFonts w:ascii="Consolas" w:hAnsi="Consolas" w:cs="Consolas"/>
@@ -4937,7 +5292,6 @@
         </w:rPr>
         <w:t>(</w:t>
       </w:r>
-      <w:proofErr w:type="spellStart"/>
       <w:r>
         <w:rPr>
           <w:rFonts w:ascii="Consolas" w:hAnsi="Consolas" w:cs="Consolas"/>
@@ -4948,7 +5302,6 @@
         </w:rPr>
         <w:t>float</w:t>
       </w:r>
-      <w:proofErr w:type="spellEnd"/>
       <w:r>
         <w:rPr>
           <w:rFonts w:ascii="Consolas" w:hAnsi="Consolas" w:cs="Consolas"/>
@@ -4957,7 +5310,6 @@
         </w:rPr>
         <w:t xml:space="preserve">* matrix, </w:t>
       </w:r>
-      <w:proofErr w:type="spellStart"/>
       <w:r>
         <w:rPr>
           <w:rFonts w:ascii="Consolas" w:hAnsi="Consolas" w:cs="Consolas"/>
@@ -4968,7 +5320,6 @@
         </w:rPr>
         <w:t>float</w:t>
       </w:r>
-      <w:proofErr w:type="spellEnd"/>
       <w:r>
         <w:rPr>
           <w:rFonts w:ascii="Consolas" w:hAnsi="Consolas" w:cs="Consolas"/>
@@ -4977,7 +5328,6 @@
         </w:rPr>
         <w:t xml:space="preserve"> x, </w:t>
       </w:r>
-      <w:proofErr w:type="spellStart"/>
       <w:r>
         <w:rPr>
           <w:rFonts w:ascii="Consolas" w:hAnsi="Consolas" w:cs="Consolas"/>
@@ -4988,7 +5338,6 @@
         </w:rPr>
         <w:t>float</w:t>
       </w:r>
-      <w:proofErr w:type="spellEnd"/>
       <w:r>
         <w:rPr>
           <w:rFonts w:ascii="Consolas" w:hAnsi="Consolas" w:cs="Consolas"/>
@@ -4997,7 +5346,6 @@
         </w:rPr>
         <w:t xml:space="preserve"> y, </w:t>
       </w:r>
-      <w:proofErr w:type="spellStart"/>
       <w:r>
         <w:rPr>
           <w:rFonts w:ascii="Consolas" w:hAnsi="Consolas" w:cs="Consolas"/>
@@ -5008,7 +5356,6 @@
         </w:rPr>
         <w:t>float</w:t>
       </w:r>
-      <w:proofErr w:type="spellEnd"/>
       <w:r>
         <w:rPr>
           <w:rFonts w:ascii="Consolas" w:hAnsi="Consolas" w:cs="Consolas"/>
@@ -5054,7 +5401,6 @@
           <w:sz w:val="18"/>
         </w:rPr>
       </w:pPr>
-      <w:proofErr w:type="spellStart"/>
       <w:r>
         <w:rPr>
           <w:rFonts w:ascii="Consolas" w:hAnsi="Consolas" w:cs="Consolas"/>
@@ -5065,7 +5411,6 @@
         </w:rPr>
         <w:t>float</w:t>
       </w:r>
-      <w:proofErr w:type="spellEnd"/>
       <w:r>
         <w:rPr>
           <w:rFonts w:ascii="Consolas" w:hAnsi="Consolas" w:cs="Consolas"/>
@@ -5359,7 +5704,33 @@
         <w:t xml:space="preserve"> </w:t>
       </w:r>
       <w:r>
-        <w:t>the scaling of X, element 5 the scaling of Y, and element 10 the scaling of Z. This has to be done like this for the math to work. As with the other functions we create temporary matrix so that we do not tamper with the original matrix/data. We then multiply them together.</w:t>
+        <w:t xml:space="preserve">the scaling of X, element 5 the scaling of Y, and element 10 the scaling of Z. This </w:t>
+      </w:r>
+      <w:proofErr w:type="gramStart"/>
+      <w:r>
+        <w:t>has to</w:t>
+      </w:r>
+      <w:proofErr w:type="gramEnd"/>
+      <w:r>
+        <w:t xml:space="preserve"> be done like this for the math</w:t>
+      </w:r>
+      <w:r>
+        <w:t>ematics</w:t>
+      </w:r>
+      <w:r>
+        <w:t xml:space="preserve"> to work. As with the other functions</w:t>
+      </w:r>
+      <w:r>
+        <w:t>,</w:t>
+      </w:r>
+      <w:r>
+        <w:t xml:space="preserve"> we create temporary matrix so that we do not tamper with the original matrix</w:t>
+      </w:r>
+      <w:r>
+        <w:t xml:space="preserve"> or </w:t>
+      </w:r>
+      <w:r>
+        <w:t>data. We then multiply them together.</w:t>
       </w:r>
     </w:p>
     <w:p>
@@ -5371,11 +5742,11 @@
         </w:numPr>
         <w:jc w:val="both"/>
       </w:pPr>
-      <w:bookmarkStart w:id="12" w:name="_Toc36039611"/>
+      <w:bookmarkStart w:id="11" w:name="_Toc36039611"/>
       <w:r>
         <w:t>Rotation</w:t>
       </w:r>
-      <w:bookmarkEnd w:id="12"/>
+      <w:bookmarkEnd w:id="11"/>
     </w:p>
     <w:p>
       <w:pPr>
@@ -5384,8 +5755,13 @@
           <w:color w:val="FF0000"/>
         </w:rPr>
       </w:pPr>
-      <w:r>
-        <w:t xml:space="preserve">In order to perform </w:t>
+      <w:proofErr w:type="gramStart"/>
+      <w:r>
+        <w:t>In order to</w:t>
+      </w:r>
+      <w:proofErr w:type="gramEnd"/>
+      <w:r>
+        <w:t xml:space="preserve"> perform </w:t>
       </w:r>
       <w:r>
         <w:t>rotations,</w:t>
@@ -5400,10 +5776,37 @@
         <w:t>some trigonometry involved</w:t>
       </w:r>
       <w:r>
-        <w:t>;</w:t>
-      </w:r>
-      <w:r>
-        <w:t xml:space="preserve"> this won’t be touched in the lab notes. But we have looked at these calculations in the lectures so feel free to </w:t>
+        <w:t>.</w:t>
+      </w:r>
+      <w:r>
+        <w:t xml:space="preserve"> </w:t>
+      </w:r>
+      <w:r>
+        <w:t>T</w:t>
+      </w:r>
+      <w:r>
+        <w:t xml:space="preserve">his won’t be </w:t>
+      </w:r>
+      <w:r>
+        <w:t>covered</w:t>
+      </w:r>
+      <w:r>
+        <w:t xml:space="preserve"> </w:t>
+      </w:r>
+      <w:r>
+        <w:t xml:space="preserve">in the lab notes. </w:t>
+      </w:r>
+      <w:r>
+        <w:t>However,</w:t>
+      </w:r>
+      <w:r>
+        <w:t xml:space="preserve"> we have looked at these calculations in the lectures</w:t>
+      </w:r>
+      <w:r>
+        <w:t>,</w:t>
+      </w:r>
+      <w:r>
+        <w:t xml:space="preserve"> so feel free to </w:t>
       </w:r>
       <w:proofErr w:type="gramStart"/>
       <w:r>
@@ -5425,7 +5828,37 @@
         <w:rPr>
           <w:color w:val="auto"/>
         </w:rPr>
-        <w:t>The following code snippets offer the code for rotation in the X, Y, and Z axis.</w:t>
+        <w:t xml:space="preserve">The following code snippets </w:t>
+      </w:r>
+      <w:r>
+        <w:rPr>
+          <w:color w:val="auto"/>
+        </w:rPr>
+        <w:t>provide</w:t>
+      </w:r>
+      <w:r>
+        <w:rPr>
+          <w:color w:val="auto"/>
+        </w:rPr>
+        <w:t xml:space="preserve"> </w:t>
+      </w:r>
+      <w:r>
+        <w:rPr>
+          <w:color w:val="auto"/>
+        </w:rPr>
+        <w:t>the code for rotation in the X, Y, and Z ax</w:t>
+      </w:r>
+      <w:r>
+        <w:rPr>
+          <w:color w:val="auto"/>
+        </w:rPr>
+        <w:t>e</w:t>
+      </w:r>
+      <w:r>
+        <w:rPr>
+          <w:color w:val="auto"/>
+        </w:rPr>
+        <w:t>s.</w:t>
       </w:r>
     </w:p>
     <w:p>
@@ -5449,7 +5882,6 @@
           <w:sz w:val="18"/>
         </w:rPr>
       </w:pPr>
-      <w:proofErr w:type="spellStart"/>
       <w:r>
         <w:rPr>
           <w:rFonts w:ascii="Consolas" w:hAnsi="Consolas" w:cs="Consolas"/>
@@ -5461,7 +5893,6 @@
         <w:lastRenderedPageBreak/>
         <w:t>void</w:t>
       </w:r>
-      <w:proofErr w:type="spellEnd"/>
       <w:r>
         <w:rPr>
           <w:rFonts w:ascii="Consolas" w:hAnsi="Consolas" w:cs="Consolas"/>
@@ -5490,7 +5921,6 @@
         </w:rPr>
         <w:t>(</w:t>
       </w:r>
-      <w:proofErr w:type="spellStart"/>
       <w:r>
         <w:rPr>
           <w:rFonts w:ascii="Consolas" w:hAnsi="Consolas" w:cs="Consolas"/>
@@ -5501,7 +5931,6 @@
         </w:rPr>
         <w:t>float</w:t>
       </w:r>
-      <w:proofErr w:type="spellEnd"/>
       <w:r>
         <w:rPr>
           <w:rFonts w:ascii="Consolas" w:hAnsi="Consolas" w:cs="Consolas"/>
@@ -5510,7 +5939,6 @@
         </w:rPr>
         <w:t xml:space="preserve">* matrix, </w:t>
       </w:r>
-      <w:proofErr w:type="spellStart"/>
       <w:r>
         <w:rPr>
           <w:rFonts w:ascii="Consolas" w:hAnsi="Consolas" w:cs="Consolas"/>
@@ -5521,7 +5949,6 @@
         </w:rPr>
         <w:t>float</w:t>
       </w:r>
-      <w:proofErr w:type="spellEnd"/>
       <w:r>
         <w:rPr>
           <w:rFonts w:ascii="Consolas" w:hAnsi="Consolas" w:cs="Consolas"/>
@@ -5574,7 +6001,6 @@
         </w:rPr>
         <w:t xml:space="preserve">    </w:t>
       </w:r>
-      <w:proofErr w:type="spellStart"/>
       <w:r>
         <w:rPr>
           <w:rFonts w:ascii="Consolas" w:hAnsi="Consolas" w:cs="Consolas"/>
@@ -5585,7 +6011,6 @@
         </w:rPr>
         <w:t>float</w:t>
       </w:r>
-      <w:proofErr w:type="spellEnd"/>
       <w:r>
         <w:rPr>
           <w:rFonts w:ascii="Consolas" w:hAnsi="Consolas" w:cs="Consolas"/>
@@ -6096,7 +6521,6 @@
           <w:sz w:val="18"/>
         </w:rPr>
       </w:pPr>
-      <w:proofErr w:type="spellStart"/>
       <w:r>
         <w:rPr>
           <w:rFonts w:ascii="Consolas" w:hAnsi="Consolas" w:cs="Consolas"/>
@@ -6107,7 +6531,6 @@
         </w:rPr>
         <w:t>void</w:t>
       </w:r>
-      <w:proofErr w:type="spellEnd"/>
       <w:r>
         <w:rPr>
           <w:rFonts w:ascii="Consolas" w:hAnsi="Consolas" w:cs="Consolas"/>
@@ -6136,7 +6559,6 @@
         </w:rPr>
         <w:t>(</w:t>
       </w:r>
-      <w:proofErr w:type="spellStart"/>
       <w:r>
         <w:rPr>
           <w:rFonts w:ascii="Consolas" w:hAnsi="Consolas" w:cs="Consolas"/>
@@ -6147,7 +6569,6 @@
         </w:rPr>
         <w:t>float</w:t>
       </w:r>
-      <w:proofErr w:type="spellEnd"/>
       <w:r>
         <w:rPr>
           <w:rFonts w:ascii="Consolas" w:hAnsi="Consolas" w:cs="Consolas"/>
@@ -6156,7 +6577,6 @@
         </w:rPr>
         <w:t xml:space="preserve"> *matrix, </w:t>
       </w:r>
-      <w:proofErr w:type="spellStart"/>
       <w:r>
         <w:rPr>
           <w:rFonts w:ascii="Consolas" w:hAnsi="Consolas" w:cs="Consolas"/>
@@ -6167,7 +6587,6 @@
         </w:rPr>
         <w:t>float</w:t>
       </w:r>
-      <w:proofErr w:type="spellEnd"/>
       <w:r>
         <w:rPr>
           <w:rFonts w:ascii="Consolas" w:hAnsi="Consolas" w:cs="Consolas"/>
@@ -6220,7 +6639,6 @@
         </w:rPr>
         <w:t xml:space="preserve">    </w:t>
       </w:r>
-      <w:proofErr w:type="spellStart"/>
       <w:r>
         <w:rPr>
           <w:rFonts w:ascii="Consolas" w:hAnsi="Consolas" w:cs="Consolas"/>
@@ -6231,7 +6649,6 @@
         </w:rPr>
         <w:t>float</w:t>
       </w:r>
-      <w:proofErr w:type="spellEnd"/>
       <w:r>
         <w:rPr>
           <w:rFonts w:ascii="Consolas" w:hAnsi="Consolas" w:cs="Consolas"/>
@@ -6742,7 +7159,6 @@
           <w:sz w:val="18"/>
         </w:rPr>
       </w:pPr>
-      <w:proofErr w:type="spellStart"/>
       <w:r>
         <w:rPr>
           <w:rFonts w:ascii="Consolas" w:hAnsi="Consolas" w:cs="Consolas"/>
@@ -6753,7 +7169,6 @@
         </w:rPr>
         <w:t>void</w:t>
       </w:r>
-      <w:proofErr w:type="spellEnd"/>
       <w:r>
         <w:rPr>
           <w:rFonts w:ascii="Consolas" w:hAnsi="Consolas" w:cs="Consolas"/>
@@ -6782,7 +7197,6 @@
         </w:rPr>
         <w:t>(</w:t>
       </w:r>
-      <w:proofErr w:type="spellStart"/>
       <w:r>
         <w:rPr>
           <w:rFonts w:ascii="Consolas" w:hAnsi="Consolas" w:cs="Consolas"/>
@@ -6793,7 +7207,6 @@
         </w:rPr>
         <w:t>float</w:t>
       </w:r>
-      <w:proofErr w:type="spellEnd"/>
       <w:r>
         <w:rPr>
           <w:rFonts w:ascii="Consolas" w:hAnsi="Consolas" w:cs="Consolas"/>
@@ -6802,7 +7215,6 @@
         </w:rPr>
         <w:t xml:space="preserve"> *matrix, </w:t>
       </w:r>
-      <w:proofErr w:type="spellStart"/>
       <w:r>
         <w:rPr>
           <w:rFonts w:ascii="Consolas" w:hAnsi="Consolas" w:cs="Consolas"/>
@@ -6813,7 +7225,6 @@
         </w:rPr>
         <w:t>float</w:t>
       </w:r>
-      <w:proofErr w:type="spellEnd"/>
       <w:r>
         <w:rPr>
           <w:rFonts w:ascii="Consolas" w:hAnsi="Consolas" w:cs="Consolas"/>
@@ -6866,7 +7277,6 @@
         </w:rPr>
         <w:t xml:space="preserve">    </w:t>
       </w:r>
-      <w:proofErr w:type="spellStart"/>
       <w:r>
         <w:rPr>
           <w:rFonts w:ascii="Consolas" w:hAnsi="Consolas" w:cs="Consolas"/>
@@ -6877,7 +7287,6 @@
         </w:rPr>
         <w:t>float</w:t>
       </w:r>
-      <w:proofErr w:type="spellEnd"/>
       <w:r>
         <w:rPr>
           <w:rFonts w:ascii="Consolas" w:hAnsi="Consolas" w:cs="Consolas"/>
@@ -7136,7 +7545,25 @@
           <w:color w:val="auto"/>
           <w:sz w:val="18"/>
         </w:rPr>
-        <w:t>(angle));</w:t>
+        <w:t>(</w:t>
+      </w:r>
+      <w:proofErr w:type="gramStart"/>
+      <w:r>
+        <w:rPr>
+          <w:rFonts w:ascii="Consolas" w:hAnsi="Consolas" w:cs="Consolas"/>
+          <w:color w:val="auto"/>
+          <w:sz w:val="18"/>
+        </w:rPr>
+        <w:t>angle))</w:t>
+      </w:r>
+      <w:proofErr w:type="gramEnd"/>
+      <w:r>
+        <w:rPr>
+          <w:rFonts w:ascii="Consolas" w:hAnsi="Consolas" w:cs="Consolas"/>
+          <w:color w:val="auto"/>
+          <w:sz w:val="18"/>
+        </w:rPr>
+        <w:t>;</w:t>
       </w:r>
     </w:p>
     <w:p>
@@ -7385,11 +7812,11 @@
           <w:numId w:val="31"/>
         </w:numPr>
       </w:pPr>
-      <w:bookmarkStart w:id="13" w:name="_Toc36039612"/>
+      <w:bookmarkStart w:id="12" w:name="_Toc36039612"/>
       <w:r>
         <w:t>Update “Matrix.h”</w:t>
       </w:r>
-      <w:bookmarkEnd w:id="13"/>
+      <w:bookmarkEnd w:id="12"/>
     </w:p>
     <w:p>
       <w:pPr>
@@ -7496,27 +7923,7 @@
           <w:sz w:val="18"/>
           <w:szCs w:val="18"/>
         </w:rPr>
-        <w:t>#</w:t>
-      </w:r>
-      <w:proofErr w:type="spellStart"/>
-      <w:r>
-        <w:rPr>
-          <w:rFonts w:ascii="Courier New" w:eastAsia="Times New Roman" w:hAnsi="Courier New" w:cs="Courier New"/>
-          <w:color w:val="auto"/>
-          <w:sz w:val="18"/>
-          <w:szCs w:val="18"/>
-        </w:rPr>
-        <w:t>ifndef</w:t>
-      </w:r>
-      <w:proofErr w:type="spellEnd"/>
-      <w:r>
-        <w:rPr>
-          <w:rFonts w:ascii="Courier New" w:eastAsia="Times New Roman" w:hAnsi="Courier New" w:cs="Courier New"/>
-          <w:color w:val="auto"/>
-          <w:sz w:val="18"/>
-          <w:szCs w:val="18"/>
-        </w:rPr>
-        <w:t xml:space="preserve"> MATRIX_H</w:t>
+        <w:t>#ifndef MATRIX_H</w:t>
       </w:r>
       <w:r>
         <w:rPr>
@@ -8155,15 +8562,15 @@
           <w:numId w:val="31"/>
         </w:numPr>
       </w:pPr>
-      <w:bookmarkStart w:id="14" w:name="_Toc36039613"/>
+      <w:bookmarkStart w:id="13" w:name="_Toc36039613"/>
       <w:r>
         <w:t>Projection function</w:t>
       </w:r>
-      <w:bookmarkEnd w:id="14"/>
-    </w:p>
-    <w:p>
-      <w:r>
-        <w:t>The next function we need to add is the “</w:t>
+      <w:bookmarkEnd w:id="13"/>
+    </w:p>
+    <w:p>
+      <w:r>
+        <w:t>The next function to add is the “</w:t>
       </w:r>
       <w:proofErr w:type="spellStart"/>
       <w:r>
@@ -8900,7 +9307,13 @@
         </w:rPr>
       </w:pPr>
       <w:r>
-        <w:t xml:space="preserve">The first parameter that we send to the function is the matrix that we wish to do the projection with. The second parameter is the </w:t>
+        <w:t xml:space="preserve">The first parameter that we send to the function is the matrix that we wish to </w:t>
+      </w:r>
+      <w:r>
+        <w:t>use for</w:t>
+      </w:r>
+      <w:r>
+        <w:t xml:space="preserve"> the projection. The second parameter is the </w:t>
       </w:r>
       <w:r>
         <w:t>f</w:t>
@@ -8912,7 +9325,28 @@
         <w:t>v</w:t>
       </w:r>
       <w:r>
-        <w:t xml:space="preserve">iew; this is the angle that you should be able to see through. 45 </w:t>
+        <w:t>iew</w:t>
+      </w:r>
+      <w:r>
+        <w:t>.</w:t>
+      </w:r>
+      <w:r>
+        <w:t xml:space="preserve"> </w:t>
+      </w:r>
+      <w:r>
+        <w:t>T</w:t>
+      </w:r>
+      <w:r>
+        <w:t>his is the angle th</w:t>
+      </w:r>
+      <w:r>
+        <w:t>rough which</w:t>
+      </w:r>
+      <w:r>
+        <w:t xml:space="preserve"> you should be able to see. </w:t>
+      </w:r>
+      <w:r>
+        <w:t xml:space="preserve">Forty-five </w:t>
       </w:r>
       <w:r>
         <w:t>d</w:t>
@@ -8933,7 +9367,13 @@
         <w:t>,</w:t>
       </w:r>
       <w:r>
-        <w:t xml:space="preserve"> feel free to adjust to see the effect.</w:t>
+        <w:t xml:space="preserve"> feel free to adjust</w:t>
+      </w:r>
+      <w:r>
+        <w:t xml:space="preserve"> it</w:t>
+      </w:r>
+      <w:r>
+        <w:t xml:space="preserve"> to see the effect.</w:t>
       </w:r>
     </w:p>
     <w:p>
@@ -8944,7 +9384,22 @@
         </w:rPr>
       </w:pPr>
       <w:r>
-        <w:t>The next parameter is the aspect ratio; this is usually the width/height of your screen or surface. This helps the application to look correct on a variety of devices</w:t>
+        <w:t>The next parameter is the aspect ratio</w:t>
+      </w:r>
+      <w:r>
+        <w:t>. T</w:t>
+      </w:r>
+      <w:r>
+        <w:t>his is usually the width</w:t>
+      </w:r>
+      <w:r>
+        <w:t xml:space="preserve"> </w:t>
+      </w:r>
+      <w:r>
+        <w:t xml:space="preserve">and </w:t>
+      </w:r>
+      <w:r>
+        <w:t>height of your screen or surface. This helps the application look correct on a variety of devices</w:t>
       </w:r>
       <w:r>
         <w:t>,</w:t>
@@ -8956,7 +9411,15 @@
         <w:t>w</w:t>
       </w:r>
       <w:r>
-        <w:t>hich is very important considering the vast array of different devices that are available in the mobile space.</w:t>
+        <w:t xml:space="preserve">hich is very important considering the vast array of different devices available in </w:t>
+      </w:r>
+      <w:proofErr w:type="gramStart"/>
+      <w:r>
+        <w:t>the mobile</w:t>
+      </w:r>
+      <w:proofErr w:type="gramEnd"/>
+      <w:r>
+        <w:t xml:space="preserve"> space.</w:t>
       </w:r>
     </w:p>
     <w:p>
@@ -8988,7 +9451,24 @@
       </w:r>
       <w:proofErr w:type="spellEnd"/>
       <w:r>
-        <w:t xml:space="preserve"> is how close an object has to be to the camera before it disappears. </w:t>
+        <w:t xml:space="preserve"> </w:t>
+      </w:r>
+      <w:r>
+        <w:t>determines</w:t>
+      </w:r>
+      <w:r>
+        <w:t xml:space="preserve"> how close an object </w:t>
+      </w:r>
+      <w:proofErr w:type="gramStart"/>
+      <w:r>
+        <w:t>can</w:t>
+      </w:r>
+      <w:r>
+        <w:t xml:space="preserve"> to</w:t>
+      </w:r>
+      <w:proofErr w:type="gramEnd"/>
+      <w:r>
+        <w:t xml:space="preserve"> be to the camera before it disappears. </w:t>
       </w:r>
       <w:proofErr w:type="spellStart"/>
       <w:r>
@@ -8996,7 +9476,19 @@
       </w:r>
       <w:proofErr w:type="spellEnd"/>
       <w:r>
-        <w:t xml:space="preserve"> is the opposite, how far away an object should be from the camera before it is no longer drawn.</w:t>
+        <w:t xml:space="preserve"> is the opposite</w:t>
+      </w:r>
+      <w:r>
+        <w:t xml:space="preserve"> </w:t>
+      </w:r>
+      <w:r>
+        <w:rPr>
+          <w:rFonts w:cs="Calibri"/>
+        </w:rPr>
+        <w:t>—</w:t>
+      </w:r>
+      <w:r>
+        <w:t xml:space="preserve"> how far away an object should be from the camera before it is no longer drawn.</w:t>
       </w:r>
     </w:p>
     <w:p>
@@ -9044,10 +9536,22 @@
         <w:t xml:space="preserve"> </w:t>
       </w:r>
       <w:r>
-        <w:t>We will only provide the code and not go into too much detail regarding this.</w:t>
-      </w:r>
-      <w:r>
-        <w:t xml:space="preserve"> This function needs to be before the perspective function.</w:t>
+        <w:t xml:space="preserve">We will only provide the code and </w:t>
+      </w:r>
+      <w:r>
+        <w:t xml:space="preserve">will </w:t>
+      </w:r>
+      <w:r>
+        <w:t>not go into too much detail regarding this.</w:t>
+      </w:r>
+      <w:r>
+        <w:t xml:space="preserve"> This function needs to be </w:t>
+      </w:r>
+      <w:r>
+        <w:t xml:space="preserve">placed </w:t>
+      </w:r>
+      <w:r>
+        <w:t>before the perspective function.</w:t>
       </w:r>
     </w:p>
     <w:p>
@@ -9716,25 +10220,7 @@
           <w:color w:val="auto"/>
           <w:sz w:val="18"/>
         </w:rPr>
-        <w:t xml:space="preserve">    matrix[8] = (right + </w:t>
-      </w:r>
-      <w:proofErr w:type="spellStart"/>
-      <w:r>
-        <w:rPr>
-          <w:rFonts w:ascii="Consolas" w:hAnsi="Consolas" w:cs="Consolas"/>
-          <w:color w:val="auto"/>
-          <w:sz w:val="18"/>
-        </w:rPr>
-        <w:t>left</w:t>
-      </w:r>
-      <w:proofErr w:type="spellEnd"/>
-      <w:r>
-        <w:rPr>
-          <w:rFonts w:ascii="Consolas" w:hAnsi="Consolas" w:cs="Consolas"/>
-          <w:color w:val="auto"/>
-          <w:sz w:val="18"/>
-        </w:rPr>
-        <w:t xml:space="preserve">) / </w:t>
+        <w:t xml:space="preserve">    matrix[8] = (right + left) / </w:t>
       </w:r>
       <w:proofErr w:type="spellStart"/>
       <w:r>
@@ -9774,25 +10260,7 @@
           <w:color w:val="auto"/>
           <w:sz w:val="18"/>
         </w:rPr>
-        <w:t xml:space="preserve">    matrix[9] = (top + </w:t>
-      </w:r>
-      <w:proofErr w:type="spellStart"/>
-      <w:r>
-        <w:rPr>
-          <w:rFonts w:ascii="Consolas" w:hAnsi="Consolas" w:cs="Consolas"/>
-          <w:color w:val="auto"/>
-          <w:sz w:val="18"/>
-        </w:rPr>
-        <w:t>bottom</w:t>
-      </w:r>
-      <w:proofErr w:type="spellEnd"/>
-      <w:r>
-        <w:rPr>
-          <w:rFonts w:ascii="Consolas" w:hAnsi="Consolas" w:cs="Consolas"/>
-          <w:color w:val="auto"/>
-          <w:sz w:val="18"/>
-        </w:rPr>
-        <w:t xml:space="preserve">) / </w:t>
+        <w:t xml:space="preserve">    matrix[9] = (top + bottom) / </w:t>
       </w:r>
       <w:proofErr w:type="spellStart"/>
       <w:r>
@@ -10029,13 +10497,25 @@
     <w:p>
       <w:r>
         <w:lastRenderedPageBreak/>
-        <w:t>Finally, we need to add a simple mathematical function that will convert degrees to radians for us (</w:t>
+        <w:t>Finally, we need to add a simple mathematical function that will convert degrees to radians for us</w:t>
+      </w:r>
+      <w:r>
+        <w:t>.</w:t>
+      </w:r>
+      <w:r>
+        <w:t xml:space="preserve"> </w:t>
+      </w:r>
+      <w:r>
+        <w:t xml:space="preserve">This </w:t>
       </w:r>
       <w:r>
         <w:t>n</w:t>
       </w:r>
       <w:r>
-        <w:t>eeds to be placed before the rotation functions):</w:t>
+        <w:t>eeds to be placed before the rotation functions</w:t>
+      </w:r>
+      <w:r>
+        <w:t>.</w:t>
       </w:r>
     </w:p>
     <w:p>
@@ -10151,21 +10631,36 @@
         </w:numPr>
         <w:spacing w:before="240"/>
       </w:pPr>
-      <w:bookmarkStart w:id="15" w:name="_Toc36039614"/>
+      <w:bookmarkStart w:id="14" w:name="_Toc36039614"/>
       <w:r>
         <w:t>Shaders</w:t>
       </w:r>
-      <w:bookmarkEnd w:id="15"/>
+      <w:bookmarkEnd w:id="14"/>
     </w:p>
     <w:p>
       <w:r>
         <w:t>We previously set up our shaders</w:t>
       </w:r>
       <w:r>
-        <w:t>;</w:t>
-      </w:r>
-      <w:r>
-        <w:t xml:space="preserve"> we are now going to alter this to have some more exciting visuals that we need to produce. We will start by looking at the vertex shader code:</w:t>
+        <w:t>.</w:t>
+      </w:r>
+      <w:r>
+        <w:t xml:space="preserve"> </w:t>
+      </w:r>
+      <w:r>
+        <w:t>W</w:t>
+      </w:r>
+      <w:r>
+        <w:t xml:space="preserve">e are now going to alter this to </w:t>
+      </w:r>
+      <w:r>
+        <w:t xml:space="preserve">create </w:t>
+      </w:r>
+      <w:r>
+        <w:t>some more exciting visuals that we need to produce. We will start by looking at the vertex shader code</w:t>
+      </w:r>
+      <w:r>
+        <w:t>.</w:t>
       </w:r>
     </w:p>
     <w:p>
@@ -10181,7 +10676,6 @@
           <w:sz w:val="18"/>
         </w:rPr>
       </w:pPr>
-      <w:proofErr w:type="spellStart"/>
       <w:r>
         <w:rPr>
           <w:rFonts w:ascii="Consolas" w:hAnsi="Consolas" w:cs="Consolas"/>
@@ -10192,7 +10686,6 @@
         </w:rPr>
         <w:t>static</w:t>
       </w:r>
-      <w:proofErr w:type="spellEnd"/>
       <w:r>
         <w:rPr>
           <w:rFonts w:ascii="Consolas" w:hAnsi="Consolas" w:cs="Consolas"/>
@@ -10201,7 +10694,6 @@
         </w:rPr>
         <w:t xml:space="preserve"> </w:t>
       </w:r>
-      <w:proofErr w:type="spellStart"/>
       <w:r>
         <w:rPr>
           <w:rFonts w:ascii="Consolas" w:hAnsi="Consolas" w:cs="Consolas"/>
@@ -10212,7 +10704,6 @@
         </w:rPr>
         <w:t>const</w:t>
       </w:r>
-      <w:proofErr w:type="spellEnd"/>
       <w:r>
         <w:rPr>
           <w:rFonts w:ascii="Consolas" w:hAnsi="Consolas" w:cs="Consolas"/>
@@ -10280,25 +10771,7 @@
           <w:color w:val="auto"/>
           <w:sz w:val="18"/>
         </w:rPr>
-        <w:t>"</w:t>
-      </w:r>
-      <w:proofErr w:type="spellStart"/>
-      <w:r>
-        <w:rPr>
-          <w:rFonts w:ascii="Consolas" w:hAnsi="Consolas" w:cs="Consolas"/>
-          <w:color w:val="auto"/>
-          <w:sz w:val="18"/>
-        </w:rPr>
-        <w:t>attribute</w:t>
-      </w:r>
-      <w:proofErr w:type="spellEnd"/>
-      <w:r>
-        <w:rPr>
-          <w:rFonts w:ascii="Consolas" w:hAnsi="Consolas" w:cs="Consolas"/>
-          <w:color w:val="auto"/>
-          <w:sz w:val="18"/>
-        </w:rPr>
-        <w:t xml:space="preserve"> vec4 </w:t>
+        <w:t xml:space="preserve">"attribute vec4 </w:t>
       </w:r>
       <w:proofErr w:type="spellStart"/>
       <w:r>
@@ -10354,25 +10827,7 @@
           <w:color w:val="auto"/>
           <w:sz w:val="18"/>
         </w:rPr>
-        <w:t>"</w:t>
-      </w:r>
-      <w:proofErr w:type="spellStart"/>
-      <w:r>
-        <w:rPr>
-          <w:rFonts w:ascii="Consolas" w:hAnsi="Consolas" w:cs="Consolas"/>
-          <w:color w:val="auto"/>
-          <w:sz w:val="18"/>
-        </w:rPr>
-        <w:t>attribute</w:t>
-      </w:r>
-      <w:proofErr w:type="spellEnd"/>
-      <w:r>
-        <w:rPr>
-          <w:rFonts w:ascii="Consolas" w:hAnsi="Consolas" w:cs="Consolas"/>
-          <w:color w:val="auto"/>
-          <w:sz w:val="18"/>
-        </w:rPr>
-        <w:t xml:space="preserve"> vec3 </w:t>
+        <w:t xml:space="preserve">"attribute vec3 </w:t>
       </w:r>
       <w:proofErr w:type="spellStart"/>
       <w:r>
@@ -10428,7 +10883,25 @@
           <w:color w:val="auto"/>
           <w:sz w:val="18"/>
         </w:rPr>
-        <w:t xml:space="preserve">"varying vec3 </w:t>
+        <w:t>"</w:t>
+      </w:r>
+      <w:proofErr w:type="gramStart"/>
+      <w:r>
+        <w:rPr>
+          <w:rFonts w:ascii="Consolas" w:hAnsi="Consolas" w:cs="Consolas"/>
+          <w:color w:val="auto"/>
+          <w:sz w:val="18"/>
+        </w:rPr>
+        <w:t>varying</w:t>
+      </w:r>
+      <w:proofErr w:type="gramEnd"/>
+      <w:r>
+        <w:rPr>
+          <w:rFonts w:ascii="Consolas" w:hAnsi="Consolas" w:cs="Consolas"/>
+          <w:color w:val="auto"/>
+          <w:sz w:val="18"/>
+        </w:rPr>
+        <w:t xml:space="preserve"> vec3 </w:t>
       </w:r>
       <w:proofErr w:type="spellStart"/>
       <w:proofErr w:type="gramStart"/>
@@ -10588,25 +11061,7 @@
           <w:color w:val="auto"/>
           <w:sz w:val="18"/>
         </w:rPr>
-        <w:t>"</w:t>
-      </w:r>
-      <w:proofErr w:type="spellStart"/>
-      <w:r>
-        <w:rPr>
-          <w:rFonts w:ascii="Consolas" w:hAnsi="Consolas" w:cs="Consolas"/>
-          <w:color w:val="auto"/>
-          <w:sz w:val="18"/>
-        </w:rPr>
-        <w:t>void</w:t>
-      </w:r>
-      <w:proofErr w:type="spellEnd"/>
-      <w:r>
-        <w:rPr>
-          <w:rFonts w:ascii="Consolas" w:hAnsi="Consolas" w:cs="Consolas"/>
-          <w:color w:val="auto"/>
-          <w:sz w:val="18"/>
-        </w:rPr>
-        <w:t xml:space="preserve"> main()\n"</w:t>
+        <w:t>"void main()\n"</w:t>
       </w:r>
     </w:p>
     <w:p>
@@ -10865,29 +11320,13 @@
         <w:jc w:val="both"/>
       </w:pPr>
       <w:r>
-        <w:t xml:space="preserve">The first line declares the input position for the vertices and the second line associates a </w:t>
-      </w:r>
-      <w:proofErr w:type="spellStart"/>
-      <w:r>
-        <w:t>colour</w:t>
-      </w:r>
-      <w:proofErr w:type="spellEnd"/>
-      <w:r>
-        <w:t xml:space="preserve"> with each vertex.</w:t>
+        <w:t>The first line declares the input position for the vertices and the second line associates a color with each vertex.</w:t>
       </w:r>
       <w:r>
         <w:t xml:space="preserve"> </w:t>
       </w:r>
       <w:r>
-        <w:t xml:space="preserve">We then declare a varying. This allows the transferal of values into the fragment shader such as fragment </w:t>
-      </w:r>
-      <w:proofErr w:type="spellStart"/>
-      <w:r>
-        <w:t>colour</w:t>
-      </w:r>
-      <w:proofErr w:type="spellEnd"/>
-      <w:r>
-        <w:t>.</w:t>
+        <w:t>We then declare a varying. This allows the transfer of values into the fragment shader such as fragment color.</w:t>
       </w:r>
     </w:p>
     <w:p>
@@ -10904,7 +11343,19 @@
         <w:jc w:val="both"/>
       </w:pPr>
       <w:r>
-        <w:t>Next, two uniform variables are declared: “projection” and “</w:t>
+        <w:t>Next, two uniform variables are declared</w:t>
+      </w:r>
+      <w:r>
+        <w:t xml:space="preserve"> </w:t>
+      </w:r>
+      <w:r>
+        <w:rPr>
+          <w:rFonts w:cs="Calibri"/>
+        </w:rPr>
+        <w:t>—</w:t>
+      </w:r>
+      <w:r>
+        <w:t xml:space="preserve"> “projection” and “</w:t>
       </w:r>
       <w:proofErr w:type="spellStart"/>
       <w:r>
@@ -10924,7 +11375,13 @@
         <w:t>however,</w:t>
       </w:r>
       <w:r>
-        <w:t xml:space="preserve"> it is read only. We will store our matrices here that were discussed earlier on. In this case</w:t>
+        <w:t xml:space="preserve"> it is read</w:t>
+      </w:r>
+      <w:r>
+        <w:t>-</w:t>
+      </w:r>
+      <w:r>
+        <w:t>only. We will store our matrices here that were discussed earlier. In this case</w:t>
       </w:r>
       <w:r>
         <w:t>,</w:t>
@@ -10986,7 +11443,16 @@
       </w:r>
       <w:proofErr w:type="spellEnd"/>
       <w:r>
-        <w:t xml:space="preserve"> like previously, we multiply it by the projection and </w:t>
+        <w:t xml:space="preserve"> </w:t>
+      </w:r>
+      <w:r>
+        <w:t>as</w:t>
+      </w:r>
+      <w:r>
+        <w:t xml:space="preserve"> </w:t>
+      </w:r>
+      <w:r>
+        <w:t xml:space="preserve">previously, we multiply it by the projection and </w:t>
       </w:r>
       <w:proofErr w:type="spellStart"/>
       <w:r>
@@ -11160,27 +11626,7 @@
           <w:sz w:val="18"/>
           <w:szCs w:val="18"/>
         </w:rPr>
-        <w:t>"</w:t>
-      </w:r>
-      <w:proofErr w:type="spellStart"/>
-      <w:r>
-        <w:rPr>
-          <w:rFonts w:ascii="Consolas" w:hAnsi="Consolas" w:cs="Consolas"/>
-          <w:color w:val="auto"/>
-          <w:sz w:val="18"/>
-          <w:szCs w:val="18"/>
-        </w:rPr>
-        <w:t>varying</w:t>
-      </w:r>
-      <w:proofErr w:type="spellEnd"/>
-      <w:r>
-        <w:rPr>
-          <w:rFonts w:ascii="Consolas" w:hAnsi="Consolas" w:cs="Consolas"/>
-          <w:color w:val="auto"/>
-          <w:sz w:val="18"/>
-          <w:szCs w:val="18"/>
-        </w:rPr>
-        <w:t xml:space="preserve"> vec3 </w:t>
+        <w:t xml:space="preserve">"varying vec3 </w:t>
       </w:r>
       <w:proofErr w:type="spellStart"/>
       <w:r>
@@ -11225,27 +11671,7 @@
           <w:sz w:val="18"/>
           <w:szCs w:val="18"/>
         </w:rPr>
-        <w:t>"</w:t>
-      </w:r>
-      <w:proofErr w:type="spellStart"/>
-      <w:r>
-        <w:rPr>
-          <w:rFonts w:ascii="Consolas" w:hAnsi="Consolas" w:cs="Consolas"/>
-          <w:color w:val="auto"/>
-          <w:sz w:val="18"/>
-          <w:szCs w:val="18"/>
-        </w:rPr>
-        <w:t>void</w:t>
-      </w:r>
-      <w:proofErr w:type="spellEnd"/>
-      <w:r>
-        <w:rPr>
-          <w:rFonts w:ascii="Consolas" w:hAnsi="Consolas" w:cs="Consolas"/>
-          <w:color w:val="auto"/>
-          <w:sz w:val="18"/>
-          <w:szCs w:val="18"/>
-        </w:rPr>
-        <w:t xml:space="preserve"> main()\n"</w:t>
+        <w:t>"void main()\n"</w:t>
       </w:r>
     </w:p>
     <w:p>
@@ -11410,7 +11836,13 @@
       </w:r>
       <w:proofErr w:type="spellEnd"/>
       <w:r>
-        <w:t>”, setting the final element as 1.0 (alpha).</w:t>
+        <w:t xml:space="preserve">”, setting the final element </w:t>
+      </w:r>
+      <w:r>
+        <w:t>to</w:t>
+      </w:r>
+      <w:r>
+        <w:t xml:space="preserve"> 1.0 (alpha).</w:t>
       </w:r>
     </w:p>
     <w:p>
@@ -11421,7 +11853,7 @@
           <w:numId w:val="31"/>
         </w:numPr>
       </w:pPr>
-      <w:bookmarkStart w:id="16" w:name="_Toc36039615"/>
+      <w:bookmarkStart w:id="15" w:name="_Toc36039615"/>
       <w:r>
         <w:lastRenderedPageBreak/>
         <w:t xml:space="preserve">Extension of </w:t>
@@ -11453,23 +11885,43 @@
       <w:r>
         <w:t>.cpp)</w:t>
       </w:r>
-      <w:bookmarkEnd w:id="16"/>
-    </w:p>
-    <w:p>
-      <w:r>
-        <w:t>We have now added more inputs to our shaders</w:t>
+      <w:bookmarkEnd w:id="15"/>
+    </w:p>
+    <w:p>
+      <w:r>
+        <w:t xml:space="preserve">We have now added more </w:t>
+      </w:r>
+      <w:proofErr w:type="gramStart"/>
+      <w:r>
+        <w:t>inputs</w:t>
+      </w:r>
+      <w:proofErr w:type="gramEnd"/>
+      <w:r>
+        <w:t xml:space="preserve"> to our shaders</w:t>
       </w:r>
       <w:r>
         <w:t>,</w:t>
       </w:r>
       <w:r>
-        <w:t xml:space="preserve"> which means they need to be told where they can expect this data! To do this</w:t>
+        <w:t xml:space="preserve"> which means they need to be told where they can expect this data</w:t>
+      </w:r>
+      <w:r>
+        <w:t>.</w:t>
+      </w:r>
+      <w:r>
+        <w:t xml:space="preserve"> To do this</w:t>
       </w:r>
       <w:r>
         <w:t>,</w:t>
       </w:r>
       <w:r>
-        <w:t xml:space="preserve"> we need to alter out “</w:t>
+        <w:t xml:space="preserve"> we need to alter ou</w:t>
+      </w:r>
+      <w:r>
+        <w:t>r</w:t>
+      </w:r>
+      <w:r>
+        <w:t xml:space="preserve"> “</w:t>
       </w:r>
       <w:proofErr w:type="spellStart"/>
       <w:r>
@@ -12732,158 +13184,181 @@
           <w:rFonts w:cs="Consolas"/>
           <w:color w:val="000000"/>
         </w:rPr>
-        <w:t>As we can see</w:t>
+        <w:t>W</w:t>
       </w:r>
       <w:r>
         <w:rPr>
           <w:rFonts w:cs="Consolas"/>
           <w:color w:val="000000"/>
         </w:rPr>
-        <w:t>,</w:t>
-      </w:r>
+        <w:t>e locate the position of the vertex position and color using “</w:t>
+      </w:r>
+      <w:proofErr w:type="spellStart"/>
       <w:r>
         <w:rPr>
           <w:rFonts w:cs="Consolas"/>
           <w:color w:val="000000"/>
         </w:rPr>
-        <w:t xml:space="preserve"> we locate the position of the vertex position and </w:t>
-      </w:r>
-      <w:proofErr w:type="spellStart"/>
+        <w:t>glGetAttribLocation</w:t>
+      </w:r>
+      <w:proofErr w:type="spellEnd"/>
       <w:r>
         <w:rPr>
           <w:rFonts w:cs="Consolas"/>
           <w:color w:val="000000"/>
         </w:rPr>
-        <w:t>colour</w:t>
-      </w:r>
-      <w:proofErr w:type="spellEnd"/>
+        <w:t>” and assign it to some local variables. For the uniform matrices</w:t>
+      </w:r>
       <w:r>
         <w:rPr>
           <w:rFonts w:cs="Consolas"/>
           <w:color w:val="000000"/>
         </w:rPr>
-        <w:t xml:space="preserve"> using “</w:t>
-      </w:r>
-      <w:proofErr w:type="spellStart"/>
+        <w:t>,</w:t>
+      </w:r>
       <w:r>
         <w:rPr>
           <w:rFonts w:cs="Consolas"/>
           <w:color w:val="000000"/>
         </w:rPr>
-        <w:t>glGetAttribLocation</w:t>
-      </w:r>
-      <w:proofErr w:type="spellEnd"/>
+        <w:t xml:space="preserve"> we </w:t>
+      </w:r>
+      <w:proofErr w:type="gramStart"/>
       <w:r>
         <w:rPr>
           <w:rFonts w:cs="Consolas"/>
           <w:color w:val="000000"/>
         </w:rPr>
-        <w:t>” and assign it to some local variables. For the uniform matrices</w:t>
-      </w:r>
+        <w:t>have to</w:t>
+      </w:r>
+      <w:proofErr w:type="gramEnd"/>
       <w:r>
         <w:rPr>
           <w:rFonts w:cs="Consolas"/>
           <w:color w:val="000000"/>
         </w:rPr>
-        <w:t>,</w:t>
-      </w:r>
+        <w:t xml:space="preserve"> use the “</w:t>
+      </w:r>
+      <w:proofErr w:type="spellStart"/>
       <w:r>
         <w:rPr>
           <w:rFonts w:cs="Consolas"/>
           <w:color w:val="000000"/>
         </w:rPr>
-        <w:t xml:space="preserve"> we have to use the “</w:t>
-      </w:r>
-      <w:proofErr w:type="spellStart"/>
+        <w:t>glGetUniformLocation</w:t>
+      </w:r>
+      <w:proofErr w:type="spellEnd"/>
       <w:r>
         <w:rPr>
           <w:rFonts w:cs="Consolas"/>
           <w:color w:val="000000"/>
         </w:rPr>
-        <w:t>glGetUniformLocation</w:t>
-      </w:r>
-      <w:proofErr w:type="spellEnd"/>
+        <w:t xml:space="preserve">” function </w:t>
+      </w:r>
+      <w:proofErr w:type="gramStart"/>
       <w:r>
         <w:rPr>
           <w:rFonts w:cs="Consolas"/>
           <w:color w:val="000000"/>
         </w:rPr>
-        <w:t>” function in order locate the data and then assign it to some more local variables. As our scene will be simple, we only need to set the perspective once.</w:t>
-      </w:r>
-    </w:p>
-    <w:p>
-      <w:pPr>
-        <w:jc w:val="both"/>
+        <w:t xml:space="preserve">in order </w:t>
+      </w:r>
+      <w:r>
         <w:rPr>
           <w:rFonts w:cs="Consolas"/>
           <w:color w:val="000000"/>
         </w:rPr>
-      </w:pPr>
+        <w:t>to</w:t>
+      </w:r>
+      <w:proofErr w:type="gramEnd"/>
       <w:r>
         <w:rPr>
           <w:rFonts w:cs="Consolas"/>
           <w:color w:val="000000"/>
         </w:rPr>
-        <w:t>The final alteration of this function is with “</w:t>
-      </w:r>
-      <w:proofErr w:type="spellStart"/>
+        <w:t xml:space="preserve"> </w:t>
+      </w:r>
       <w:r>
         <w:rPr>
           <w:rFonts w:cs="Consolas"/>
           <w:color w:val="000000"/>
         </w:rPr>
-        <w:t>glEnable</w:t>
-      </w:r>
-      <w:proofErr w:type="spellEnd"/>
-      <w:r>
+        <w:t>locate the data and then assign it to some more local variables. As our scene will be simple, we only need to set the perspective once.</w:t>
+      </w:r>
+    </w:p>
+    <w:p>
+      <w:pPr>
+        <w:jc w:val="both"/>
         <w:rPr>
           <w:rFonts w:cs="Consolas"/>
           <w:color w:val="000000"/>
         </w:rPr>
-        <w:t xml:space="preserve">”. Now that we are creating a 3D </w:t>
-      </w:r>
+      </w:pPr>
       <w:r>
         <w:rPr>
           <w:rFonts w:cs="Consolas"/>
           <w:color w:val="000000"/>
         </w:rPr>
-        <w:t>cube,</w:t>
-      </w:r>
+        <w:t>The final alteration of this function is with “</w:t>
+      </w:r>
+      <w:proofErr w:type="spellStart"/>
       <w:r>
         <w:rPr>
           <w:rFonts w:cs="Consolas"/>
           <w:color w:val="000000"/>
         </w:rPr>
-        <w:t xml:space="preserve"> we tell OpenGL ES that we need to take depth into consideration. This means that only the front</w:t>
-      </w:r>
+        <w:t>glEnable</w:t>
+      </w:r>
+      <w:proofErr w:type="spellEnd"/>
       <w:r>
         <w:rPr>
           <w:rFonts w:cs="Consolas"/>
           <w:color w:val="000000"/>
         </w:rPr>
-        <w:t>-</w:t>
+        <w:t xml:space="preserve">”. Now that we are creating a 3D </w:t>
       </w:r>
       <w:r>
         <w:rPr>
           <w:rFonts w:cs="Consolas"/>
           <w:color w:val="000000"/>
         </w:rPr>
-        <w:t>facing fragments will be drawn.</w:t>
-      </w:r>
-    </w:p>
-    <w:p>
-      <w:pPr>
-        <w:jc w:val="both"/>
+        <w:t>cube,</w:t>
+      </w:r>
+      <w:r>
         <w:rPr>
           <w:rFonts w:cs="Consolas"/>
           <w:color w:val="000000"/>
         </w:rPr>
-      </w:pPr>
+        <w:t xml:space="preserve"> we tell OpenGL ES that we need to take depth into consideration. This means that only the front</w:t>
+      </w:r>
       <w:r>
         <w:rPr>
           <w:rFonts w:cs="Consolas"/>
           <w:color w:val="000000"/>
         </w:rPr>
+        <w:t>-</w:t>
+      </w:r>
+      <w:r>
+        <w:rPr>
+          <w:rFonts w:cs="Consolas"/>
+          <w:color w:val="000000"/>
+        </w:rPr>
+        <w:t>facing fragments will be drawn.</w:t>
+      </w:r>
+    </w:p>
+    <w:p>
+      <w:pPr>
+        <w:jc w:val="both"/>
+        <w:rPr>
+          <w:rFonts w:cs="Consolas"/>
+          <w:color w:val="000000"/>
+        </w:rPr>
+      </w:pPr>
+      <w:r>
+        <w:rPr>
+          <w:rFonts w:cs="Consolas"/>
+          <w:color w:val="000000"/>
+        </w:rPr>
         <w:t>We also need to declare some variables for these functions to work with:</w:t>
       </w:r>
     </w:p>
@@ -13043,7 +13518,6 @@
         <w:t xml:space="preserve"> </w:t>
       </w:r>
       <w:proofErr w:type="spellStart"/>
-      <w:proofErr w:type="gramStart"/>
       <w:r>
         <w:rPr>
           <w:rFonts w:cs="Consolas"/>
@@ -13059,7 +13533,6 @@
         </w:rPr>
         <w:t>;</w:t>
       </w:r>
-      <w:proofErr w:type="gramEnd"/>
     </w:p>
     <w:p>
       <w:pPr>
@@ -13216,7 +13689,37 @@
           <w:rFonts w:cs="Consolas"/>
           <w:color w:val="auto"/>
         </w:rPr>
-        <w:t>Also include “Matrix.h” at the top of the file!</w:t>
+        <w:t>I</w:t>
+      </w:r>
+      <w:r>
+        <w:rPr>
+          <w:rFonts w:cs="Consolas"/>
+          <w:color w:val="auto"/>
+        </w:rPr>
+        <w:t>nclude “</w:t>
+      </w:r>
+      <w:proofErr w:type="spellStart"/>
+      <w:r>
+        <w:rPr>
+          <w:rFonts w:cs="Consolas"/>
+          <w:color w:val="auto"/>
+        </w:rPr>
+        <w:t>Matrix.h</w:t>
+      </w:r>
+      <w:proofErr w:type="spellEnd"/>
+      <w:r>
+        <w:rPr>
+          <w:rFonts w:cs="Consolas"/>
+          <w:color w:val="auto"/>
+        </w:rPr>
+        <w:t>” at the top of the file</w:t>
+      </w:r>
+      <w:r>
+        <w:rPr>
+          <w:rFonts w:cs="Consolas"/>
+          <w:color w:val="auto"/>
+        </w:rPr>
+        <w:t>.</w:t>
       </w:r>
     </w:p>
     <w:p>
@@ -13227,12 +13730,12 @@
           <w:numId w:val="31"/>
         </w:numPr>
       </w:pPr>
-      <w:bookmarkStart w:id="17" w:name="_Toc36039616"/>
+      <w:bookmarkStart w:id="16" w:name="_Toc36039616"/>
       <w:r>
         <w:lastRenderedPageBreak/>
         <w:t>Creating the Cube</w:t>
       </w:r>
-      <w:bookmarkEnd w:id="17"/>
+      <w:bookmarkEnd w:id="16"/>
     </w:p>
     <w:p>
       <w:r>
@@ -13248,7 +13751,19 @@
         <w:t>twelve</w:t>
       </w:r>
       <w:r>
-        <w:t xml:space="preserve"> triangles, each face of the cube being made up of </w:t>
+        <w:t xml:space="preserve"> triangles, </w:t>
+      </w:r>
+      <w:r>
+        <w:t xml:space="preserve">with </w:t>
+      </w:r>
+      <w:r>
+        <w:t xml:space="preserve">each face of the cube </w:t>
+      </w:r>
+      <w:r>
+        <w:t xml:space="preserve">consisting </w:t>
+      </w:r>
+      <w:r>
+        <w:t xml:space="preserve">of </w:t>
       </w:r>
       <w:r>
         <w:t>two triangles</w:t>
@@ -14191,25 +14706,46 @@
         <w:jc w:val="both"/>
       </w:pPr>
       <w:r>
-        <w:t>Models will usually be generated by modeling software and tools</w:t>
-      </w:r>
-      <w:r>
-        <w:t>;</w:t>
-      </w:r>
-      <w:r>
-        <w:t xml:space="preserve"> however</w:t>
+        <w:t xml:space="preserve">Models </w:t>
+      </w:r>
+      <w:r>
+        <w:t xml:space="preserve">are usually </w:t>
+      </w:r>
+      <w:r>
+        <w:t>generated by modeling software and tools</w:t>
+      </w:r>
+      <w:r>
+        <w:t>.</w:t>
+      </w:r>
+      <w:r>
+        <w:t xml:space="preserve"> </w:t>
+      </w:r>
+      <w:r>
+        <w:t>H</w:t>
+      </w:r>
+      <w:r>
+        <w:t>owever</w:t>
       </w:r>
       <w:r>
         <w:t>,</w:t>
       </w:r>
       <w:r>
-        <w:t xml:space="preserve"> for the point of understanding how it all works</w:t>
+        <w:t xml:space="preserve"> for the </w:t>
+      </w:r>
+      <w:r>
+        <w:t>purpose</w:t>
+      </w:r>
+      <w:r>
+        <w:t xml:space="preserve"> </w:t>
+      </w:r>
+      <w:r>
+        <w:t>of understanding how it all works</w:t>
       </w:r>
       <w:r>
         <w:t>,</w:t>
       </w:r>
       <w:r>
-        <w:t xml:space="preserve"> we are writing the vertices by hand. Now that it is a 3D model, we include the Z value in each trio to convey the depth.</w:t>
+        <w:t xml:space="preserve"> we are writing the vertices by hand. Now that it is a 3D model, we include the Z value in each trio to convey depth.</w:t>
       </w:r>
     </w:p>
     <w:p>
@@ -14223,15 +14759,7 @@
         <w:jc w:val="both"/>
       </w:pPr>
       <w:r>
-        <w:t xml:space="preserve">We then define the </w:t>
-      </w:r>
-      <w:proofErr w:type="spellStart"/>
-      <w:r>
-        <w:t>colours</w:t>
-      </w:r>
-      <w:proofErr w:type="spellEnd"/>
-      <w:r>
-        <w:t xml:space="preserve"> for each of the vertices (rasterizing), using values for RGB.</w:t>
+        <w:t>We then define the colors for each of the vertices (rasterizing), using values for RGB.</w:t>
       </w:r>
     </w:p>
     <w:p>
@@ -15171,7 +15699,7 @@
           <w:rFonts w:cs="Consolas"/>
           <w:color w:val="000000"/>
         </w:rPr>
-        <w:t xml:space="preserve">Instead of defining every vertex of every triangle, we define all of the unique points. This reduces the </w:t>
+        <w:t xml:space="preserve">Instead of defining every vertex of every triangle, we define all the unique points. This reduces the </w:t>
       </w:r>
       <w:r>
         <w:rPr>
@@ -15225,11 +15753,11 @@
           <w:numId w:val="31"/>
         </w:numPr>
       </w:pPr>
-      <w:bookmarkStart w:id="18" w:name="_Toc36039617"/>
+      <w:bookmarkStart w:id="17" w:name="_Toc36039617"/>
       <w:r>
         <w:t>Drawing the scene</w:t>
       </w:r>
-      <w:bookmarkEnd w:id="18"/>
+      <w:bookmarkEnd w:id="17"/>
     </w:p>
     <w:p>
       <w:pPr>
@@ -16634,71 +17162,190 @@
           <w:rFonts w:cs="Consolas"/>
           <w:color w:val="000000"/>
         </w:rPr>
-        <w:t xml:space="preserve">function has grown a bit since the previous tutorial. We clear out the depth and </w:t>
-      </w:r>
-      <w:proofErr w:type="spellStart"/>
+        <w:t xml:space="preserve">function has grown a bit since the previous </w:t>
+      </w:r>
       <w:r>
         <w:rPr>
           <w:rFonts w:cs="Consolas"/>
           <w:color w:val="000000"/>
         </w:rPr>
-        <w:t>colour</w:t>
-      </w:r>
-      <w:proofErr w:type="spellEnd"/>
+        <w:t>lab</w:t>
+      </w:r>
       <w:r>
         <w:rPr>
           <w:rFonts w:cs="Consolas"/>
           <w:color w:val="000000"/>
         </w:rPr>
-        <w:t xml:space="preserve"> buffer again (depth buffer being important now as it is 3D, no longer 2D). We then set the “</w:t>
-      </w:r>
-      <w:proofErr w:type="spellStart"/>
+        <w:t>. We clear the depth and color buffer again</w:t>
+      </w:r>
       <w:r>
         <w:rPr>
           <w:rFonts w:cs="Consolas"/>
           <w:color w:val="000000"/>
         </w:rPr>
-        <w:t>modelViewMatrix</w:t>
-      </w:r>
-      <w:proofErr w:type="spellEnd"/>
+        <w:t>,</w:t>
+      </w:r>
       <w:r>
         <w:rPr>
           <w:rFonts w:cs="Consolas"/>
           <w:color w:val="000000"/>
         </w:rPr>
-        <w:t xml:space="preserve">” using our identity matrix. Next, we call </w:t>
-      </w:r>
-      <w:proofErr w:type="spellStart"/>
+        <w:t xml:space="preserve"> </w:t>
+      </w:r>
       <w:r>
         <w:rPr>
           <w:rFonts w:cs="Consolas"/>
           <w:color w:val="000000"/>
         </w:rPr>
-        <w:t>matrixRotate</w:t>
-      </w:r>
-      <w:proofErr w:type="spellEnd"/>
+        <w:t xml:space="preserve">the </w:t>
+      </w:r>
       <w:r>
         <w:rPr>
           <w:rFonts w:cs="Consolas"/>
           <w:color w:val="000000"/>
         </w:rPr>
-        <w:t xml:space="preserve"> X and Y to display the functionality we have provided for the cube. </w:t>
-      </w:r>
-      <w:proofErr w:type="gramStart"/>
+        <w:t>depth buffer being important now as it is 3D</w:t>
+      </w:r>
       <w:r>
         <w:rPr>
           <w:rFonts w:cs="Consolas"/>
           <w:color w:val="000000"/>
         </w:rPr>
-        <w:t>In order for</w:t>
-      </w:r>
-      <w:proofErr w:type="gramEnd"/>
+        <w:t xml:space="preserve"> rather than</w:t>
+      </w:r>
       <w:r>
         <w:rPr>
           <w:rFonts w:cs="Consolas"/>
           <w:color w:val="000000"/>
         </w:rPr>
-        <w:t xml:space="preserve"> us to see it, we move the cube 10 units back so that the camera is not set inside the cube. The next section of code is the same as it was in the previous tutorial.</w:t>
+        <w:t xml:space="preserve"> 2D. We then set the “</w:t>
+      </w:r>
+      <w:proofErr w:type="spellStart"/>
+      <w:r>
+        <w:rPr>
+          <w:rFonts w:cs="Consolas"/>
+          <w:color w:val="000000"/>
+        </w:rPr>
+        <w:t>modelViewMatrix</w:t>
+      </w:r>
+      <w:proofErr w:type="spellEnd"/>
+      <w:r>
+        <w:rPr>
+          <w:rFonts w:cs="Consolas"/>
+          <w:color w:val="000000"/>
+        </w:rPr>
+        <w:t xml:space="preserve">” using our identity matrix. Next, we call </w:t>
+      </w:r>
+      <w:proofErr w:type="spellStart"/>
+      <w:r>
+        <w:rPr>
+          <w:rFonts w:cs="Consolas"/>
+          <w:color w:val="000000"/>
+        </w:rPr>
+        <w:t>matrixRotateX</w:t>
+      </w:r>
+      <w:proofErr w:type="spellEnd"/>
+      <w:r>
+        <w:rPr>
+          <w:rFonts w:cs="Consolas"/>
+          <w:color w:val="000000"/>
+        </w:rPr>
+        <w:t xml:space="preserve"> and </w:t>
+      </w:r>
+      <w:proofErr w:type="spellStart"/>
+      <w:r>
+        <w:rPr>
+          <w:rFonts w:cs="Consolas"/>
+          <w:color w:val="000000"/>
+        </w:rPr>
+        <w:t>matrixRotate</w:t>
+      </w:r>
+      <w:r>
+        <w:rPr>
+          <w:rFonts w:cs="Consolas"/>
+          <w:color w:val="000000"/>
+        </w:rPr>
+        <w:t>Y</w:t>
+      </w:r>
+      <w:proofErr w:type="spellEnd"/>
+      <w:r>
+        <w:rPr>
+          <w:rFonts w:cs="Consolas"/>
+          <w:color w:val="000000"/>
+        </w:rPr>
+        <w:t xml:space="preserve"> to </w:t>
+      </w:r>
+      <w:r>
+        <w:rPr>
+          <w:rFonts w:cs="Consolas"/>
+          <w:color w:val="000000"/>
+        </w:rPr>
+        <w:t>demonstrate</w:t>
+      </w:r>
+      <w:r>
+        <w:rPr>
+          <w:rFonts w:cs="Consolas"/>
+          <w:color w:val="000000"/>
+        </w:rPr>
+        <w:t xml:space="preserve"> </w:t>
+      </w:r>
+      <w:r>
+        <w:rPr>
+          <w:rFonts w:cs="Consolas"/>
+          <w:color w:val="000000"/>
+        </w:rPr>
+        <w:t xml:space="preserve">the functionality we have provided for the cube. </w:t>
+      </w:r>
+      <w:proofErr w:type="gramStart"/>
+      <w:r>
+        <w:rPr>
+          <w:rFonts w:cs="Consolas"/>
+          <w:color w:val="000000"/>
+        </w:rPr>
+        <w:t>In order for</w:t>
+      </w:r>
+      <w:proofErr w:type="gramEnd"/>
+      <w:r>
+        <w:rPr>
+          <w:rFonts w:cs="Consolas"/>
+          <w:color w:val="000000"/>
+        </w:rPr>
+        <w:t xml:space="preserve"> us to see it, we move the cube 10 units back so that the camera is not </w:t>
+      </w:r>
+      <w:r>
+        <w:rPr>
+          <w:rFonts w:cs="Consolas"/>
+          <w:color w:val="000000"/>
+        </w:rPr>
+        <w:t>positioned</w:t>
+      </w:r>
+      <w:r>
+        <w:rPr>
+          <w:rFonts w:cs="Consolas"/>
+          <w:color w:val="000000"/>
+        </w:rPr>
+        <w:t xml:space="preserve"> </w:t>
+      </w:r>
+      <w:r>
+        <w:rPr>
+          <w:rFonts w:cs="Consolas"/>
+          <w:color w:val="000000"/>
+        </w:rPr>
+        <w:t xml:space="preserve">inside the cube. The next section of code is the same as it was in the previous </w:t>
+      </w:r>
+      <w:r>
+        <w:rPr>
+          <w:rFonts w:cs="Consolas"/>
+          <w:color w:val="000000"/>
+        </w:rPr>
+        <w:t>lab</w:t>
+      </w:r>
+      <w:r>
+        <w:rPr>
+          <w:rFonts w:cs="Consolas"/>
+          <w:color w:val="000000"/>
+        </w:rPr>
+        <w:t>.</w:t>
       </w:r>
     </w:p>
     <w:p>
@@ -16745,7 +17392,21 @@
           <w:rFonts w:cs="Consolas"/>
           <w:color w:val="000000"/>
         </w:rPr>
-        <w:t xml:space="preserve"> matrix with their counterparts in the shader.</w:t>
+        <w:t xml:space="preserve"> matri</w:t>
+      </w:r>
+      <w:r>
+        <w:rPr>
+          <w:rFonts w:cs="Consolas"/>
+          <w:color w:val="000000"/>
+        </w:rPr>
+        <w:t>ces</w:t>
+      </w:r>
+      <w:r>
+        <w:rPr>
+          <w:rFonts w:cs="Consolas"/>
+          <w:color w:val="000000"/>
+        </w:rPr>
+        <w:t xml:space="preserve"> with their counterparts in the shader.</w:t>
       </w:r>
     </w:p>
     <w:p>
@@ -16778,7 +17439,28 @@
           <w:rFonts w:cs="Consolas"/>
           <w:color w:val="000000"/>
         </w:rPr>
-        <w:t xml:space="preserve">” like last time because it expects a full set of defined vertices, but as mentioned earlier, we only stated all the unique ones. </w:t>
+        <w:t xml:space="preserve">” like last time because it expects a full set of defined vertices, but as mentioned earlier, we only </w:t>
+      </w:r>
+      <w:r>
+        <w:rPr>
+          <w:rFonts w:cs="Consolas"/>
+          <w:color w:val="000000"/>
+        </w:rPr>
+        <w:t>defined</w:t>
+      </w:r>
+      <w:r>
+        <w:rPr>
+          <w:rFonts w:cs="Consolas"/>
+          <w:color w:val="000000"/>
+        </w:rPr>
+        <w:t xml:space="preserve"> </w:t>
+      </w:r>
+      <w:r>
+        <w:rPr>
+          <w:rFonts w:cs="Consolas"/>
+          <w:color w:val="000000"/>
+        </w:rPr>
+        <w:t xml:space="preserve">the unique ones. </w:t>
       </w:r>
       <w:r>
         <w:rPr>
@@ -16824,7 +17506,60 @@
           <w:rFonts w:cs="Consolas"/>
           <w:color w:val="000000"/>
         </w:rPr>
-        <w:t>This function takes into account how the vertices can be associated to more than one triangle using our indices array. This will draw our cube!</w:t>
+        <w:t xml:space="preserve">This function </w:t>
+      </w:r>
+      <w:proofErr w:type="gramStart"/>
+      <w:r>
+        <w:rPr>
+          <w:rFonts w:cs="Consolas"/>
+          <w:color w:val="000000"/>
+        </w:rPr>
+        <w:t>takes into account</w:t>
+      </w:r>
+      <w:proofErr w:type="gramEnd"/>
+      <w:r>
+        <w:rPr>
+          <w:rFonts w:cs="Consolas"/>
+          <w:color w:val="000000"/>
+        </w:rPr>
+        <w:t xml:space="preserve"> how </w:t>
+      </w:r>
+      <w:proofErr w:type="gramStart"/>
+      <w:r>
+        <w:rPr>
+          <w:rFonts w:cs="Consolas"/>
+          <w:color w:val="000000"/>
+        </w:rPr>
+        <w:t>the vertices</w:t>
+      </w:r>
+      <w:proofErr w:type="gramEnd"/>
+      <w:r>
+        <w:rPr>
+          <w:rFonts w:cs="Consolas"/>
+          <w:color w:val="000000"/>
+        </w:rPr>
+        <w:t xml:space="preserve"> can be associated </w:t>
+      </w:r>
+      <w:r>
+        <w:rPr>
+          <w:rFonts w:cs="Consolas"/>
+          <w:color w:val="000000"/>
+        </w:rPr>
+        <w:t>with</w:t>
+      </w:r>
+      <w:r>
+        <w:rPr>
+          <w:rFonts w:cs="Consolas"/>
+          <w:color w:val="000000"/>
+        </w:rPr>
+        <w:t xml:space="preserve"> more than one triangle using our indices array. This will draw our cube</w:t>
+      </w:r>
+      <w:r>
+        <w:rPr>
+          <w:rFonts w:cs="Consolas"/>
+          <w:color w:val="000000"/>
+        </w:rPr>
+        <w:t>.</w:t>
       </w:r>
     </w:p>
     <w:p>
@@ -16842,7 +17577,35 @@
           <w:color w:val="000000"/>
         </w:rPr>
         <w:lastRenderedPageBreak/>
-        <w:t xml:space="preserve">The final little bit of code makes sure that the angle is changing when we </w:t>
+        <w:t xml:space="preserve">The final </w:t>
+      </w:r>
+      <w:r>
+        <w:rPr>
+          <w:rFonts w:cs="Consolas"/>
+          <w:color w:val="000000"/>
+        </w:rPr>
+        <w:t>piece</w:t>
+      </w:r>
+      <w:r>
+        <w:rPr>
+          <w:rFonts w:cs="Consolas"/>
+          <w:color w:val="000000"/>
+        </w:rPr>
+        <w:t xml:space="preserve"> of code makes sure that the angle </w:t>
+      </w:r>
+      <w:r>
+        <w:rPr>
+          <w:rFonts w:cs="Consolas"/>
+          <w:color w:val="000000"/>
+        </w:rPr>
+        <w:t>changes</w:t>
+      </w:r>
+      <w:r>
+        <w:rPr>
+          <w:rFonts w:cs="Consolas"/>
+          <w:color w:val="000000"/>
+        </w:rPr>
+        <w:t xml:space="preserve"> when we </w:t>
       </w:r>
       <w:r>
         <w:rPr>
@@ -16899,7 +17662,7 @@
 </file>
 
 <file path=word/endnotes.xml><?xml version="1.0" encoding="utf-8"?>
-<w:endnotes xmlns:wpc="http://schemas.microsoft.com/office/word/2010/wordprocessingCanvas" xmlns:cx="http://schemas.microsoft.com/office/drawing/2014/chartex" xmlns:cx1="http://schemas.microsoft.com/office/drawing/2015/9/8/chartex" xmlns:cx2="http://schemas.microsoft.com/office/drawing/2015/10/21/chartex" xmlns:cx3="http://schemas.microsoft.com/office/drawing/2016/5/9/chartex" xmlns:cx4="http://schemas.microsoft.com/office/drawing/2016/5/10/chartex" xmlns:cx5="http://schemas.microsoft.com/office/drawing/2016/5/11/chartex" xmlns:cx6="http://schemas.microsoft.com/office/drawing/2016/5/12/chartex" xmlns:cx7="http://schemas.microsoft.com/office/drawing/2016/5/13/chartex" xmlns:cx8="http://schemas.microsoft.com/office/drawing/2016/5/14/chartex" xmlns:mc="http://schemas.openxmlformats.org/markup-compatibility/2006" xmlns:aink="http://schemas.microsoft.com/office/drawing/2016/ink" xmlns:am3d="http://schemas.microsoft.com/office/drawing/2017/model3d" xmlns:o="urn:schemas-microsoft-com:office:office" xmlns:r="http://schemas.openxmlformats.org/officeDocument/2006/relationships" xmlns:m="http://schemas.openxmlformats.org/officeDocument/2006/math" xmlns:v="urn:schemas-microsoft-com:vml" xmlns:wp14="http://schemas.microsoft.com/office/word/2010/wordprocessingDrawing" xmlns:wp="http://schemas.openxmlformats.org/drawingml/2006/wordprocessingDrawing" xmlns:w10="urn:schemas-microsoft-com:office:word" xmlns:w="http://schemas.openxmlformats.org/wordprocessingml/2006/main" xmlns:w14="http://schemas.microsoft.com/office/word/2010/wordml" xmlns:w15="http://schemas.microsoft.com/office/word/2012/wordml" xmlns:w16cid="http://schemas.microsoft.com/office/word/2016/wordml/cid" xmlns:w16se="http://schemas.microsoft.com/office/word/2015/wordml/symex" xmlns:wpg="http://schemas.microsoft.com/office/word/2010/wordprocessingGroup" xmlns:wpi="http://schemas.microsoft.com/office/word/2010/wordprocessingInk" xmlns:wne="http://schemas.microsoft.com/office/word/2006/wordml" xmlns:wps="http://schemas.microsoft.com/office/word/2010/wordprocessingShape" mc:Ignorable="w14 w15 w16se w16cid wp14">
+<w:endnotes xmlns:wpc="http://schemas.microsoft.com/office/word/2010/wordprocessingCanvas" xmlns:cx="http://schemas.microsoft.com/office/drawing/2014/chartex" xmlns:cx1="http://schemas.microsoft.com/office/drawing/2015/9/8/chartex" xmlns:cx2="http://schemas.microsoft.com/office/drawing/2015/10/21/chartex" xmlns:cx3="http://schemas.microsoft.com/office/drawing/2016/5/9/chartex" xmlns:cx4="http://schemas.microsoft.com/office/drawing/2016/5/10/chartex" xmlns:cx5="http://schemas.microsoft.com/office/drawing/2016/5/11/chartex" xmlns:cx6="http://schemas.microsoft.com/office/drawing/2016/5/12/chartex" xmlns:cx7="http://schemas.microsoft.com/office/drawing/2016/5/13/chartex" xmlns:cx8="http://schemas.microsoft.com/office/drawing/2016/5/14/chartex" xmlns:mc="http://schemas.openxmlformats.org/markup-compatibility/2006" xmlns:aink="http://schemas.microsoft.com/office/drawing/2016/ink" xmlns:am3d="http://schemas.microsoft.com/office/drawing/2017/model3d" xmlns:o="urn:schemas-microsoft-com:office:office" xmlns:oel="http://schemas.microsoft.com/office/2019/extlst" xmlns:r="http://schemas.openxmlformats.org/officeDocument/2006/relationships" xmlns:m="http://schemas.openxmlformats.org/officeDocument/2006/math" xmlns:v="urn:schemas-microsoft-com:vml" xmlns:wp14="http://schemas.microsoft.com/office/word/2010/wordprocessingDrawing" xmlns:wp="http://schemas.openxmlformats.org/drawingml/2006/wordprocessingDrawing" xmlns:w10="urn:schemas-microsoft-com:office:word" xmlns:w="http://schemas.openxmlformats.org/wordprocessingml/2006/main" xmlns:w14="http://schemas.microsoft.com/office/word/2010/wordml" xmlns:w15="http://schemas.microsoft.com/office/word/2012/wordml" xmlns:w16cex="http://schemas.microsoft.com/office/word/2018/wordml/cex" xmlns:w16cid="http://schemas.microsoft.com/office/word/2016/wordml/cid" xmlns:w16="http://schemas.microsoft.com/office/word/2018/wordml" xmlns:w16du="http://schemas.microsoft.com/office/word/2023/wordml/word16du" xmlns:w16sdtdh="http://schemas.microsoft.com/office/word/2020/wordml/sdtdatahash" xmlns:w16sdtfl="http://schemas.microsoft.com/office/word/2024/wordml/sdtformatlock" xmlns:w16se="http://schemas.microsoft.com/office/word/2015/wordml/symex" xmlns:wpg="http://schemas.microsoft.com/office/word/2010/wordprocessingGroup" xmlns:wpi="http://schemas.microsoft.com/office/word/2010/wordprocessingInk" xmlns:wne="http://schemas.microsoft.com/office/word/2006/wordml" xmlns:wps="http://schemas.microsoft.com/office/word/2010/wordprocessingShape" mc:Ignorable="w14 w15 w16se w16cid w16 w16cex w16sdtdh w16sdtfl w16du wp14">
   <w:endnote w:type="separator" w:id="-1">
     <w:p>
       <w:pPr>
@@ -16924,7 +17687,7 @@
 </file>
 
 <file path=word/footer1.xml><?xml version="1.0" encoding="utf-8"?>
-<w:ftr xmlns:wpc="http://schemas.microsoft.com/office/word/2010/wordprocessingCanvas" xmlns:cx="http://schemas.microsoft.com/office/drawing/2014/chartex" xmlns:cx1="http://schemas.microsoft.com/office/drawing/2015/9/8/chartex" xmlns:cx2="http://schemas.microsoft.com/office/drawing/2015/10/21/chartex" xmlns:cx3="http://schemas.microsoft.com/office/drawing/2016/5/9/chartex" xmlns:cx4="http://schemas.microsoft.com/office/drawing/2016/5/10/chartex" xmlns:cx5="http://schemas.microsoft.com/office/drawing/2016/5/11/chartex" xmlns:cx6="http://schemas.microsoft.com/office/drawing/2016/5/12/chartex" xmlns:cx7="http://schemas.microsoft.com/office/drawing/2016/5/13/chartex" xmlns:cx8="http://schemas.microsoft.com/office/drawing/2016/5/14/chartex" xmlns:mc="http://schemas.openxmlformats.org/markup-compatibility/2006" xmlns:aink="http://schemas.microsoft.com/office/drawing/2016/ink" xmlns:am3d="http://schemas.microsoft.com/office/drawing/2017/model3d" xmlns:o="urn:schemas-microsoft-com:office:office" xmlns:r="http://schemas.openxmlformats.org/officeDocument/2006/relationships" xmlns:m="http://schemas.openxmlformats.org/officeDocument/2006/math" xmlns:v="urn:schemas-microsoft-com:vml" xmlns:wp14="http://schemas.microsoft.com/office/word/2010/wordprocessingDrawing" xmlns:wp="http://schemas.openxmlformats.org/drawingml/2006/wordprocessingDrawing" xmlns:w10="urn:schemas-microsoft-com:office:word" xmlns:w="http://schemas.openxmlformats.org/wordprocessingml/2006/main" xmlns:w14="http://schemas.microsoft.com/office/word/2010/wordml" xmlns:w15="http://schemas.microsoft.com/office/word/2012/wordml" xmlns:w16cid="http://schemas.microsoft.com/office/word/2016/wordml/cid" xmlns:w16se="http://schemas.microsoft.com/office/word/2015/wordml/symex" xmlns:wpg="http://schemas.microsoft.com/office/word/2010/wordprocessingGroup" xmlns:wpi="http://schemas.microsoft.com/office/word/2010/wordprocessingInk" xmlns:wne="http://schemas.microsoft.com/office/word/2006/wordml" xmlns:wps="http://schemas.microsoft.com/office/word/2010/wordprocessingShape" mc:Ignorable="w14 w15 w16se w16cid wp14">
+<w:ftr xmlns:wpc="http://schemas.microsoft.com/office/word/2010/wordprocessingCanvas" xmlns:cx="http://schemas.microsoft.com/office/drawing/2014/chartex" xmlns:cx1="http://schemas.microsoft.com/office/drawing/2015/9/8/chartex" xmlns:cx2="http://schemas.microsoft.com/office/drawing/2015/10/21/chartex" xmlns:cx3="http://schemas.microsoft.com/office/drawing/2016/5/9/chartex" xmlns:cx4="http://schemas.microsoft.com/office/drawing/2016/5/10/chartex" xmlns:cx5="http://schemas.microsoft.com/office/drawing/2016/5/11/chartex" xmlns:cx6="http://schemas.microsoft.com/office/drawing/2016/5/12/chartex" xmlns:cx7="http://schemas.microsoft.com/office/drawing/2016/5/13/chartex" xmlns:cx8="http://schemas.microsoft.com/office/drawing/2016/5/14/chartex" xmlns:mc="http://schemas.openxmlformats.org/markup-compatibility/2006" xmlns:aink="http://schemas.microsoft.com/office/drawing/2016/ink" xmlns:am3d="http://schemas.microsoft.com/office/drawing/2017/model3d" xmlns:o="urn:schemas-microsoft-com:office:office" xmlns:oel="http://schemas.microsoft.com/office/2019/extlst" xmlns:r="http://schemas.openxmlformats.org/officeDocument/2006/relationships" xmlns:m="http://schemas.openxmlformats.org/officeDocument/2006/math" xmlns:v="urn:schemas-microsoft-com:vml" xmlns:wp14="http://schemas.microsoft.com/office/word/2010/wordprocessingDrawing" xmlns:wp="http://schemas.openxmlformats.org/drawingml/2006/wordprocessingDrawing" xmlns:w10="urn:schemas-microsoft-com:office:word" xmlns:w="http://schemas.openxmlformats.org/wordprocessingml/2006/main" xmlns:w14="http://schemas.microsoft.com/office/word/2010/wordml" xmlns:w15="http://schemas.microsoft.com/office/word/2012/wordml" xmlns:w16cex="http://schemas.microsoft.com/office/word/2018/wordml/cex" xmlns:w16cid="http://schemas.microsoft.com/office/word/2016/wordml/cid" xmlns:w16="http://schemas.microsoft.com/office/word/2018/wordml" xmlns:w16du="http://schemas.microsoft.com/office/word/2023/wordml/word16du" xmlns:w16sdtdh="http://schemas.microsoft.com/office/word/2020/wordml/sdtdatahash" xmlns:w16sdtfl="http://schemas.microsoft.com/office/word/2024/wordml/sdtformatlock" xmlns:w16se="http://schemas.microsoft.com/office/word/2015/wordml/symex" xmlns:wpg="http://schemas.microsoft.com/office/word/2010/wordprocessingGroup" xmlns:wpi="http://schemas.microsoft.com/office/word/2010/wordprocessingInk" xmlns:wne="http://schemas.microsoft.com/office/word/2006/wordml" xmlns:wps="http://schemas.microsoft.com/office/word/2010/wordprocessingShape" mc:Ignorable="w14 w15 w16se w16cid w16 w16cex w16sdtdh w16sdtfl w16du wp14">
   <w:p>
     <w:pPr>
       <w:pStyle w:val="Footer"/>
@@ -16946,7 +17709,7 @@
 </file>
 
 <file path=word/footer2.xml><?xml version="1.0" encoding="utf-8"?>
-<w:ftr xmlns:wpc="http://schemas.microsoft.com/office/word/2010/wordprocessingCanvas" xmlns:cx="http://schemas.microsoft.com/office/drawing/2014/chartex" xmlns:cx1="http://schemas.microsoft.com/office/drawing/2015/9/8/chartex" xmlns:cx2="http://schemas.microsoft.com/office/drawing/2015/10/21/chartex" xmlns:cx3="http://schemas.microsoft.com/office/drawing/2016/5/9/chartex" xmlns:cx4="http://schemas.microsoft.com/office/drawing/2016/5/10/chartex" xmlns:cx5="http://schemas.microsoft.com/office/drawing/2016/5/11/chartex" xmlns:cx6="http://schemas.microsoft.com/office/drawing/2016/5/12/chartex" xmlns:cx7="http://schemas.microsoft.com/office/drawing/2016/5/13/chartex" xmlns:cx8="http://schemas.microsoft.com/office/drawing/2016/5/14/chartex" xmlns:mc="http://schemas.openxmlformats.org/markup-compatibility/2006" xmlns:aink="http://schemas.microsoft.com/office/drawing/2016/ink" xmlns:am3d="http://schemas.microsoft.com/office/drawing/2017/model3d" xmlns:o="urn:schemas-microsoft-com:office:office" xmlns:r="http://schemas.openxmlformats.org/officeDocument/2006/relationships" xmlns:m="http://schemas.openxmlformats.org/officeDocument/2006/math" xmlns:v="urn:schemas-microsoft-com:vml" xmlns:wp14="http://schemas.microsoft.com/office/word/2010/wordprocessingDrawing" xmlns:wp="http://schemas.openxmlformats.org/drawingml/2006/wordprocessingDrawing" xmlns:w10="urn:schemas-microsoft-com:office:word" xmlns:w="http://schemas.openxmlformats.org/wordprocessingml/2006/main" xmlns:w14="http://schemas.microsoft.com/office/word/2010/wordml" xmlns:w15="http://schemas.microsoft.com/office/word/2012/wordml" xmlns:w16cid="http://schemas.microsoft.com/office/word/2016/wordml/cid" xmlns:w16se="http://schemas.microsoft.com/office/word/2015/wordml/symex" xmlns:wpg="http://schemas.microsoft.com/office/word/2010/wordprocessingGroup" xmlns:wpi="http://schemas.microsoft.com/office/word/2010/wordprocessingInk" xmlns:wne="http://schemas.microsoft.com/office/word/2006/wordml" xmlns:wps="http://schemas.microsoft.com/office/word/2010/wordprocessingShape" mc:Ignorable="w14 w15 w16se w16cid wp14">
+<w:ftr xmlns:wpc="http://schemas.microsoft.com/office/word/2010/wordprocessingCanvas" xmlns:cx="http://schemas.microsoft.com/office/drawing/2014/chartex" xmlns:cx1="http://schemas.microsoft.com/office/drawing/2015/9/8/chartex" xmlns:cx2="http://schemas.microsoft.com/office/drawing/2015/10/21/chartex" xmlns:cx3="http://schemas.microsoft.com/office/drawing/2016/5/9/chartex" xmlns:cx4="http://schemas.microsoft.com/office/drawing/2016/5/10/chartex" xmlns:cx5="http://schemas.microsoft.com/office/drawing/2016/5/11/chartex" xmlns:cx6="http://schemas.microsoft.com/office/drawing/2016/5/12/chartex" xmlns:cx7="http://schemas.microsoft.com/office/drawing/2016/5/13/chartex" xmlns:cx8="http://schemas.microsoft.com/office/drawing/2016/5/14/chartex" xmlns:mc="http://schemas.openxmlformats.org/markup-compatibility/2006" xmlns:aink="http://schemas.microsoft.com/office/drawing/2016/ink" xmlns:am3d="http://schemas.microsoft.com/office/drawing/2017/model3d" xmlns:o="urn:schemas-microsoft-com:office:office" xmlns:oel="http://schemas.microsoft.com/office/2019/extlst" xmlns:r="http://schemas.openxmlformats.org/officeDocument/2006/relationships" xmlns:m="http://schemas.openxmlformats.org/officeDocument/2006/math" xmlns:v="urn:schemas-microsoft-com:vml" xmlns:wp14="http://schemas.microsoft.com/office/word/2010/wordprocessingDrawing" xmlns:wp="http://schemas.openxmlformats.org/drawingml/2006/wordprocessingDrawing" xmlns:w10="urn:schemas-microsoft-com:office:word" xmlns:w="http://schemas.openxmlformats.org/wordprocessingml/2006/main" xmlns:w14="http://schemas.microsoft.com/office/word/2010/wordml" xmlns:w15="http://schemas.microsoft.com/office/word/2012/wordml" xmlns:w16cex="http://schemas.microsoft.com/office/word/2018/wordml/cex" xmlns:w16cid="http://schemas.microsoft.com/office/word/2016/wordml/cid" xmlns:w16="http://schemas.microsoft.com/office/word/2018/wordml" xmlns:w16du="http://schemas.microsoft.com/office/word/2023/wordml/word16du" xmlns:w16sdtdh="http://schemas.microsoft.com/office/word/2020/wordml/sdtdatahash" xmlns:w16sdtfl="http://schemas.microsoft.com/office/word/2024/wordml/sdtformatlock" xmlns:w16se="http://schemas.microsoft.com/office/word/2015/wordml/symex" xmlns:wpg="http://schemas.microsoft.com/office/word/2010/wordprocessingGroup" xmlns:wpi="http://schemas.microsoft.com/office/word/2010/wordprocessingInk" xmlns:wne="http://schemas.microsoft.com/office/word/2006/wordml" xmlns:wps="http://schemas.microsoft.com/office/word/2010/wordprocessingShape" mc:Ignorable="w14 w15 w16se w16cid w16 w16cex w16sdtdh w16sdtfl w16du wp14">
   <w:sdt>
     <w:sdtPr>
       <w:id w:val="-552073365"/>
@@ -16978,7 +17741,7 @@
 </file>
 
 <file path=word/footer3.xml><?xml version="1.0" encoding="utf-8"?>
-<w:ftr xmlns:wpc="http://schemas.microsoft.com/office/word/2010/wordprocessingCanvas" xmlns:cx="http://schemas.microsoft.com/office/drawing/2014/chartex" xmlns:cx1="http://schemas.microsoft.com/office/drawing/2015/9/8/chartex" xmlns:cx2="http://schemas.microsoft.com/office/drawing/2015/10/21/chartex" xmlns:cx3="http://schemas.microsoft.com/office/drawing/2016/5/9/chartex" xmlns:cx4="http://schemas.microsoft.com/office/drawing/2016/5/10/chartex" xmlns:cx5="http://schemas.microsoft.com/office/drawing/2016/5/11/chartex" xmlns:cx6="http://schemas.microsoft.com/office/drawing/2016/5/12/chartex" xmlns:cx7="http://schemas.microsoft.com/office/drawing/2016/5/13/chartex" xmlns:cx8="http://schemas.microsoft.com/office/drawing/2016/5/14/chartex" xmlns:mc="http://schemas.openxmlformats.org/markup-compatibility/2006" xmlns:aink="http://schemas.microsoft.com/office/drawing/2016/ink" xmlns:am3d="http://schemas.microsoft.com/office/drawing/2017/model3d" xmlns:o="urn:schemas-microsoft-com:office:office" xmlns:r="http://schemas.openxmlformats.org/officeDocument/2006/relationships" xmlns:m="http://schemas.openxmlformats.org/officeDocument/2006/math" xmlns:v="urn:schemas-microsoft-com:vml" xmlns:wp14="http://schemas.microsoft.com/office/word/2010/wordprocessingDrawing" xmlns:wp="http://schemas.openxmlformats.org/drawingml/2006/wordprocessingDrawing" xmlns:w10="urn:schemas-microsoft-com:office:word" xmlns:w="http://schemas.openxmlformats.org/wordprocessingml/2006/main" xmlns:w14="http://schemas.microsoft.com/office/word/2010/wordml" xmlns:w15="http://schemas.microsoft.com/office/word/2012/wordml" xmlns:w16cid="http://schemas.microsoft.com/office/word/2016/wordml/cid" xmlns:w16se="http://schemas.microsoft.com/office/word/2015/wordml/symex" xmlns:wpg="http://schemas.microsoft.com/office/word/2010/wordprocessingGroup" xmlns:wpi="http://schemas.microsoft.com/office/word/2010/wordprocessingInk" xmlns:wne="http://schemas.microsoft.com/office/word/2006/wordml" xmlns:wps="http://schemas.microsoft.com/office/word/2010/wordprocessingShape" mc:Ignorable="w14 w15 w16se w16cid wp14">
+<w:ftr xmlns:wpc="http://schemas.microsoft.com/office/word/2010/wordprocessingCanvas" xmlns:cx="http://schemas.microsoft.com/office/drawing/2014/chartex" xmlns:cx1="http://schemas.microsoft.com/office/drawing/2015/9/8/chartex" xmlns:cx2="http://schemas.microsoft.com/office/drawing/2015/10/21/chartex" xmlns:cx3="http://schemas.microsoft.com/office/drawing/2016/5/9/chartex" xmlns:cx4="http://schemas.microsoft.com/office/drawing/2016/5/10/chartex" xmlns:cx5="http://schemas.microsoft.com/office/drawing/2016/5/11/chartex" xmlns:cx6="http://schemas.microsoft.com/office/drawing/2016/5/12/chartex" xmlns:cx7="http://schemas.microsoft.com/office/drawing/2016/5/13/chartex" xmlns:cx8="http://schemas.microsoft.com/office/drawing/2016/5/14/chartex" xmlns:mc="http://schemas.openxmlformats.org/markup-compatibility/2006" xmlns:aink="http://schemas.microsoft.com/office/drawing/2016/ink" xmlns:am3d="http://schemas.microsoft.com/office/drawing/2017/model3d" xmlns:o="urn:schemas-microsoft-com:office:office" xmlns:oel="http://schemas.microsoft.com/office/2019/extlst" xmlns:r="http://schemas.openxmlformats.org/officeDocument/2006/relationships" xmlns:m="http://schemas.openxmlformats.org/officeDocument/2006/math" xmlns:v="urn:schemas-microsoft-com:vml" xmlns:wp14="http://schemas.microsoft.com/office/word/2010/wordprocessingDrawing" xmlns:wp="http://schemas.openxmlformats.org/drawingml/2006/wordprocessingDrawing" xmlns:w10="urn:schemas-microsoft-com:office:word" xmlns:w="http://schemas.openxmlformats.org/wordprocessingml/2006/main" xmlns:w14="http://schemas.microsoft.com/office/word/2010/wordml" xmlns:w15="http://schemas.microsoft.com/office/word/2012/wordml" xmlns:w16cex="http://schemas.microsoft.com/office/word/2018/wordml/cex" xmlns:w16cid="http://schemas.microsoft.com/office/word/2016/wordml/cid" xmlns:w16="http://schemas.microsoft.com/office/word/2018/wordml" xmlns:w16du="http://schemas.microsoft.com/office/word/2023/wordml/word16du" xmlns:w16sdtdh="http://schemas.microsoft.com/office/word/2020/wordml/sdtdatahash" xmlns:w16sdtfl="http://schemas.microsoft.com/office/word/2024/wordml/sdtformatlock" xmlns:w16se="http://schemas.microsoft.com/office/word/2015/wordml/symex" xmlns:wpg="http://schemas.microsoft.com/office/word/2010/wordprocessingGroup" xmlns:wpi="http://schemas.microsoft.com/office/word/2010/wordprocessingInk" xmlns:wne="http://schemas.microsoft.com/office/word/2006/wordml" xmlns:wps="http://schemas.microsoft.com/office/word/2010/wordprocessingShape" mc:Ignorable="w14 w15 w16se w16cid w16 w16cex w16sdtdh w16sdtfl w16du wp14">
   <w:sdt>
     <w:sdtPr>
       <w:id w:val="4715308"/>
@@ -17018,7 +17781,7 @@
               <w:rPr>
                 <w:noProof/>
               </w:rPr>
-              <w:t>2020</w:t>
+              <w:t>2026</w:t>
             </w:r>
             <w:r>
               <w:fldChar w:fldCharType="end"/>
@@ -17098,7 +17861,7 @@
 </file>
 
 <file path=word/footnotes.xml><?xml version="1.0" encoding="utf-8"?>
-<w:footnotes xmlns:wpc="http://schemas.microsoft.com/office/word/2010/wordprocessingCanvas" xmlns:cx="http://schemas.microsoft.com/office/drawing/2014/chartex" xmlns:cx1="http://schemas.microsoft.com/office/drawing/2015/9/8/chartex" xmlns:cx2="http://schemas.microsoft.com/office/drawing/2015/10/21/chartex" xmlns:cx3="http://schemas.microsoft.com/office/drawing/2016/5/9/chartex" xmlns:cx4="http://schemas.microsoft.com/office/drawing/2016/5/10/chartex" xmlns:cx5="http://schemas.microsoft.com/office/drawing/2016/5/11/chartex" xmlns:cx6="http://schemas.microsoft.com/office/drawing/2016/5/12/chartex" xmlns:cx7="http://schemas.microsoft.com/office/drawing/2016/5/13/chartex" xmlns:cx8="http://schemas.microsoft.com/office/drawing/2016/5/14/chartex" xmlns:mc="http://schemas.openxmlformats.org/markup-compatibility/2006" xmlns:aink="http://schemas.microsoft.com/office/drawing/2016/ink" xmlns:am3d="http://schemas.microsoft.com/office/drawing/2017/model3d" xmlns:o="urn:schemas-microsoft-com:office:office" xmlns:r="http://schemas.openxmlformats.org/officeDocument/2006/relationships" xmlns:m="http://schemas.openxmlformats.org/officeDocument/2006/math" xmlns:v="urn:schemas-microsoft-com:vml" xmlns:wp14="http://schemas.microsoft.com/office/word/2010/wordprocessingDrawing" xmlns:wp="http://schemas.openxmlformats.org/drawingml/2006/wordprocessingDrawing" xmlns:w10="urn:schemas-microsoft-com:office:word" xmlns:w="http://schemas.openxmlformats.org/wordprocessingml/2006/main" xmlns:w14="http://schemas.microsoft.com/office/word/2010/wordml" xmlns:w15="http://schemas.microsoft.com/office/word/2012/wordml" xmlns:w16cid="http://schemas.microsoft.com/office/word/2016/wordml/cid" xmlns:w16se="http://schemas.microsoft.com/office/word/2015/wordml/symex" xmlns:wpg="http://schemas.microsoft.com/office/word/2010/wordprocessingGroup" xmlns:wpi="http://schemas.microsoft.com/office/word/2010/wordprocessingInk" xmlns:wne="http://schemas.microsoft.com/office/word/2006/wordml" xmlns:wps="http://schemas.microsoft.com/office/word/2010/wordprocessingShape" mc:Ignorable="w14 w15 w16se w16cid wp14">
+<w:footnotes xmlns:wpc="http://schemas.microsoft.com/office/word/2010/wordprocessingCanvas" xmlns:cx="http://schemas.microsoft.com/office/drawing/2014/chartex" xmlns:cx1="http://schemas.microsoft.com/office/drawing/2015/9/8/chartex" xmlns:cx2="http://schemas.microsoft.com/office/drawing/2015/10/21/chartex" xmlns:cx3="http://schemas.microsoft.com/office/drawing/2016/5/9/chartex" xmlns:cx4="http://schemas.microsoft.com/office/drawing/2016/5/10/chartex" xmlns:cx5="http://schemas.microsoft.com/office/drawing/2016/5/11/chartex" xmlns:cx6="http://schemas.microsoft.com/office/drawing/2016/5/12/chartex" xmlns:cx7="http://schemas.microsoft.com/office/drawing/2016/5/13/chartex" xmlns:cx8="http://schemas.microsoft.com/office/drawing/2016/5/14/chartex" xmlns:mc="http://schemas.openxmlformats.org/markup-compatibility/2006" xmlns:aink="http://schemas.microsoft.com/office/drawing/2016/ink" xmlns:am3d="http://schemas.microsoft.com/office/drawing/2017/model3d" xmlns:o="urn:schemas-microsoft-com:office:office" xmlns:oel="http://schemas.microsoft.com/office/2019/extlst" xmlns:r="http://schemas.openxmlformats.org/officeDocument/2006/relationships" xmlns:m="http://schemas.openxmlformats.org/officeDocument/2006/math" xmlns:v="urn:schemas-microsoft-com:vml" xmlns:wp14="http://schemas.microsoft.com/office/word/2010/wordprocessingDrawing" xmlns:wp="http://schemas.openxmlformats.org/drawingml/2006/wordprocessingDrawing" xmlns:w10="urn:schemas-microsoft-com:office:word" xmlns:w="http://schemas.openxmlformats.org/wordprocessingml/2006/main" xmlns:w14="http://schemas.microsoft.com/office/word/2010/wordml" xmlns:w15="http://schemas.microsoft.com/office/word/2012/wordml" xmlns:w16cex="http://schemas.microsoft.com/office/word/2018/wordml/cex" xmlns:w16cid="http://schemas.microsoft.com/office/word/2016/wordml/cid" xmlns:w16="http://schemas.microsoft.com/office/word/2018/wordml" xmlns:w16du="http://schemas.microsoft.com/office/word/2023/wordml/word16du" xmlns:w16sdtdh="http://schemas.microsoft.com/office/word/2020/wordml/sdtdatahash" xmlns:w16sdtfl="http://schemas.microsoft.com/office/word/2024/wordml/sdtformatlock" xmlns:w16se="http://schemas.microsoft.com/office/word/2015/wordml/symex" xmlns:wpg="http://schemas.microsoft.com/office/word/2010/wordprocessingGroup" xmlns:wpi="http://schemas.microsoft.com/office/word/2010/wordprocessingInk" xmlns:wne="http://schemas.microsoft.com/office/word/2006/wordml" xmlns:wps="http://schemas.microsoft.com/office/word/2010/wordprocessingShape" mc:Ignorable="w14 w15 w16se w16cid w16 w16cex w16sdtdh w16sdtfl w16du wp14">
   <w:footnote w:type="separator" w:id="-1">
     <w:p>
       <w:pPr>
@@ -17125,7 +17888,7 @@
 </file>
 
 <file path=word/header1.xml><?xml version="1.0" encoding="utf-8"?>
-<w:hdr xmlns:wpc="http://schemas.microsoft.com/office/word/2010/wordprocessingCanvas" xmlns:cx="http://schemas.microsoft.com/office/drawing/2014/chartex" xmlns:cx1="http://schemas.microsoft.com/office/drawing/2015/9/8/chartex" xmlns:cx2="http://schemas.microsoft.com/office/drawing/2015/10/21/chartex" xmlns:cx3="http://schemas.microsoft.com/office/drawing/2016/5/9/chartex" xmlns:cx4="http://schemas.microsoft.com/office/drawing/2016/5/10/chartex" xmlns:cx5="http://schemas.microsoft.com/office/drawing/2016/5/11/chartex" xmlns:cx6="http://schemas.microsoft.com/office/drawing/2016/5/12/chartex" xmlns:cx7="http://schemas.microsoft.com/office/drawing/2016/5/13/chartex" xmlns:cx8="http://schemas.microsoft.com/office/drawing/2016/5/14/chartex" xmlns:mc="http://schemas.openxmlformats.org/markup-compatibility/2006" xmlns:aink="http://schemas.microsoft.com/office/drawing/2016/ink" xmlns:am3d="http://schemas.microsoft.com/office/drawing/2017/model3d" xmlns:o="urn:schemas-microsoft-com:office:office" xmlns:r="http://schemas.openxmlformats.org/officeDocument/2006/relationships" xmlns:m="http://schemas.openxmlformats.org/officeDocument/2006/math" xmlns:v="urn:schemas-microsoft-com:vml" xmlns:wp14="http://schemas.microsoft.com/office/word/2010/wordprocessingDrawing" xmlns:wp="http://schemas.openxmlformats.org/drawingml/2006/wordprocessingDrawing" xmlns:w10="urn:schemas-microsoft-com:office:word" xmlns:w="http://schemas.openxmlformats.org/wordprocessingml/2006/main" xmlns:w14="http://schemas.microsoft.com/office/word/2010/wordml" xmlns:w15="http://schemas.microsoft.com/office/word/2012/wordml" xmlns:w16cid="http://schemas.microsoft.com/office/word/2016/wordml/cid" xmlns:w16se="http://schemas.microsoft.com/office/word/2015/wordml/symex" xmlns:wpg="http://schemas.microsoft.com/office/word/2010/wordprocessingGroup" xmlns:wpi="http://schemas.microsoft.com/office/word/2010/wordprocessingInk" xmlns:wne="http://schemas.microsoft.com/office/word/2006/wordml" xmlns:wps="http://schemas.microsoft.com/office/word/2010/wordprocessingShape" mc:Ignorable="w14 w15 w16se w16cid wp14">
+<w:hdr xmlns:wpc="http://schemas.microsoft.com/office/word/2010/wordprocessingCanvas" xmlns:cx="http://schemas.microsoft.com/office/drawing/2014/chartex" xmlns:cx1="http://schemas.microsoft.com/office/drawing/2015/9/8/chartex" xmlns:cx2="http://schemas.microsoft.com/office/drawing/2015/10/21/chartex" xmlns:cx3="http://schemas.microsoft.com/office/drawing/2016/5/9/chartex" xmlns:cx4="http://schemas.microsoft.com/office/drawing/2016/5/10/chartex" xmlns:cx5="http://schemas.microsoft.com/office/drawing/2016/5/11/chartex" xmlns:cx6="http://schemas.microsoft.com/office/drawing/2016/5/12/chartex" xmlns:cx7="http://schemas.microsoft.com/office/drawing/2016/5/13/chartex" xmlns:cx8="http://schemas.microsoft.com/office/drawing/2016/5/14/chartex" xmlns:mc="http://schemas.openxmlformats.org/markup-compatibility/2006" xmlns:aink="http://schemas.microsoft.com/office/drawing/2016/ink" xmlns:am3d="http://schemas.microsoft.com/office/drawing/2017/model3d" xmlns:o="urn:schemas-microsoft-com:office:office" xmlns:oel="http://schemas.microsoft.com/office/2019/extlst" xmlns:r="http://schemas.openxmlformats.org/officeDocument/2006/relationships" xmlns:m="http://schemas.openxmlformats.org/officeDocument/2006/math" xmlns:v="urn:schemas-microsoft-com:vml" xmlns:wp14="http://schemas.microsoft.com/office/word/2010/wordprocessingDrawing" xmlns:wp="http://schemas.openxmlformats.org/drawingml/2006/wordprocessingDrawing" xmlns:w10="urn:schemas-microsoft-com:office:word" xmlns:w="http://schemas.openxmlformats.org/wordprocessingml/2006/main" xmlns:w14="http://schemas.microsoft.com/office/word/2010/wordml" xmlns:w15="http://schemas.microsoft.com/office/word/2012/wordml" xmlns:w16cex="http://schemas.microsoft.com/office/word/2018/wordml/cex" xmlns:w16cid="http://schemas.microsoft.com/office/word/2016/wordml/cid" xmlns:w16="http://schemas.microsoft.com/office/word/2018/wordml" xmlns:w16du="http://schemas.microsoft.com/office/word/2023/wordml/word16du" xmlns:w16sdtdh="http://schemas.microsoft.com/office/word/2020/wordml/sdtdatahash" xmlns:w16sdtfl="http://schemas.microsoft.com/office/word/2024/wordml/sdtformatlock" xmlns:w16se="http://schemas.microsoft.com/office/word/2015/wordml/symex" xmlns:wpg="http://schemas.microsoft.com/office/word/2010/wordprocessingGroup" xmlns:wpi="http://schemas.microsoft.com/office/word/2010/wordprocessingInk" xmlns:wne="http://schemas.microsoft.com/office/word/2006/wordml" xmlns:wps="http://schemas.microsoft.com/office/word/2010/wordprocessingShape" mc:Ignorable="w14 w15 w16se w16cid w16 w16cex w16sdtdh w16sdtfl w16du wp14">
   <w:p>
     <w:pPr>
       <w:pStyle w:val="Header"/>
@@ -17230,7 +17993,7 @@
 </file>
 
 <file path=word/header2.xml><?xml version="1.0" encoding="utf-8"?>
-<w:hdr xmlns:wpc="http://schemas.microsoft.com/office/word/2010/wordprocessingCanvas" xmlns:cx="http://schemas.microsoft.com/office/drawing/2014/chartex" xmlns:cx1="http://schemas.microsoft.com/office/drawing/2015/9/8/chartex" xmlns:cx2="http://schemas.microsoft.com/office/drawing/2015/10/21/chartex" xmlns:cx3="http://schemas.microsoft.com/office/drawing/2016/5/9/chartex" xmlns:cx4="http://schemas.microsoft.com/office/drawing/2016/5/10/chartex" xmlns:cx5="http://schemas.microsoft.com/office/drawing/2016/5/11/chartex" xmlns:cx6="http://schemas.microsoft.com/office/drawing/2016/5/12/chartex" xmlns:cx7="http://schemas.microsoft.com/office/drawing/2016/5/13/chartex" xmlns:cx8="http://schemas.microsoft.com/office/drawing/2016/5/14/chartex" xmlns:mc="http://schemas.openxmlformats.org/markup-compatibility/2006" xmlns:aink="http://schemas.microsoft.com/office/drawing/2016/ink" xmlns:am3d="http://schemas.microsoft.com/office/drawing/2017/model3d" xmlns:o="urn:schemas-microsoft-com:office:office" xmlns:r="http://schemas.openxmlformats.org/officeDocument/2006/relationships" xmlns:m="http://schemas.openxmlformats.org/officeDocument/2006/math" xmlns:v="urn:schemas-microsoft-com:vml" xmlns:wp14="http://schemas.microsoft.com/office/word/2010/wordprocessingDrawing" xmlns:wp="http://schemas.openxmlformats.org/drawingml/2006/wordprocessingDrawing" xmlns:w10="urn:schemas-microsoft-com:office:word" xmlns:w="http://schemas.openxmlformats.org/wordprocessingml/2006/main" xmlns:w14="http://schemas.microsoft.com/office/word/2010/wordml" xmlns:w15="http://schemas.microsoft.com/office/word/2012/wordml" xmlns:w16cid="http://schemas.microsoft.com/office/word/2016/wordml/cid" xmlns:w16se="http://schemas.microsoft.com/office/word/2015/wordml/symex" xmlns:wpg="http://schemas.microsoft.com/office/word/2010/wordprocessingGroup" xmlns:wpi="http://schemas.microsoft.com/office/word/2010/wordprocessingInk" xmlns:wne="http://schemas.microsoft.com/office/word/2006/wordml" xmlns:wps="http://schemas.microsoft.com/office/word/2010/wordprocessingShape" mc:Ignorable="w14 w15 w16se w16cid wp14">
+<w:hdr xmlns:wpc="http://schemas.microsoft.com/office/word/2010/wordprocessingCanvas" xmlns:cx="http://schemas.microsoft.com/office/drawing/2014/chartex" xmlns:cx1="http://schemas.microsoft.com/office/drawing/2015/9/8/chartex" xmlns:cx2="http://schemas.microsoft.com/office/drawing/2015/10/21/chartex" xmlns:cx3="http://schemas.microsoft.com/office/drawing/2016/5/9/chartex" xmlns:cx4="http://schemas.microsoft.com/office/drawing/2016/5/10/chartex" xmlns:cx5="http://schemas.microsoft.com/office/drawing/2016/5/11/chartex" xmlns:cx6="http://schemas.microsoft.com/office/drawing/2016/5/12/chartex" xmlns:cx7="http://schemas.microsoft.com/office/drawing/2016/5/13/chartex" xmlns:cx8="http://schemas.microsoft.com/office/drawing/2016/5/14/chartex" xmlns:mc="http://schemas.openxmlformats.org/markup-compatibility/2006" xmlns:aink="http://schemas.microsoft.com/office/drawing/2016/ink" xmlns:am3d="http://schemas.microsoft.com/office/drawing/2017/model3d" xmlns:o="urn:schemas-microsoft-com:office:office" xmlns:oel="http://schemas.microsoft.com/office/2019/extlst" xmlns:r="http://schemas.openxmlformats.org/officeDocument/2006/relationships" xmlns:m="http://schemas.openxmlformats.org/officeDocument/2006/math" xmlns:v="urn:schemas-microsoft-com:vml" xmlns:wp14="http://schemas.microsoft.com/office/word/2010/wordprocessingDrawing" xmlns:wp="http://schemas.openxmlformats.org/drawingml/2006/wordprocessingDrawing" xmlns:w10="urn:schemas-microsoft-com:office:word" xmlns:w="http://schemas.openxmlformats.org/wordprocessingml/2006/main" xmlns:w14="http://schemas.microsoft.com/office/word/2010/wordml" xmlns:w15="http://schemas.microsoft.com/office/word/2012/wordml" xmlns:w16cex="http://schemas.microsoft.com/office/word/2018/wordml/cex" xmlns:w16cid="http://schemas.microsoft.com/office/word/2016/wordml/cid" xmlns:w16="http://schemas.microsoft.com/office/word/2018/wordml" xmlns:w16du="http://schemas.microsoft.com/office/word/2023/wordml/word16du" xmlns:w16sdtdh="http://schemas.microsoft.com/office/word/2020/wordml/sdtdatahash" xmlns:w16sdtfl="http://schemas.microsoft.com/office/word/2024/wordml/sdtformatlock" xmlns:w16se="http://schemas.microsoft.com/office/word/2015/wordml/symex" xmlns:wpg="http://schemas.microsoft.com/office/word/2010/wordprocessingGroup" xmlns:wpi="http://schemas.microsoft.com/office/word/2010/wordprocessingInk" xmlns:wne="http://schemas.microsoft.com/office/word/2006/wordml" xmlns:wps="http://schemas.microsoft.com/office/word/2010/wordprocessingShape" mc:Ignorable="w14 w15 w16se w16cid w16 w16cex w16sdtdh w16sdtfl w16du wp14">
   <w:p>
     <w:pPr>
       <w:pStyle w:val="Header"/>
@@ -17311,7 +18074,7 @@
 </file>
 
 <file path=word/header3.xml><?xml version="1.0" encoding="utf-8"?>
-<w:hdr xmlns:wpc="http://schemas.microsoft.com/office/word/2010/wordprocessingCanvas" xmlns:cx="http://schemas.microsoft.com/office/drawing/2014/chartex" xmlns:cx1="http://schemas.microsoft.com/office/drawing/2015/9/8/chartex" xmlns:cx2="http://schemas.microsoft.com/office/drawing/2015/10/21/chartex" xmlns:cx3="http://schemas.microsoft.com/office/drawing/2016/5/9/chartex" xmlns:cx4="http://schemas.microsoft.com/office/drawing/2016/5/10/chartex" xmlns:cx5="http://schemas.microsoft.com/office/drawing/2016/5/11/chartex" xmlns:cx6="http://schemas.microsoft.com/office/drawing/2016/5/12/chartex" xmlns:cx7="http://schemas.microsoft.com/office/drawing/2016/5/13/chartex" xmlns:cx8="http://schemas.microsoft.com/office/drawing/2016/5/14/chartex" xmlns:mc="http://schemas.openxmlformats.org/markup-compatibility/2006" xmlns:aink="http://schemas.microsoft.com/office/drawing/2016/ink" xmlns:am3d="http://schemas.microsoft.com/office/drawing/2017/model3d" xmlns:o="urn:schemas-microsoft-com:office:office" xmlns:r="http://schemas.openxmlformats.org/officeDocument/2006/relationships" xmlns:m="http://schemas.openxmlformats.org/officeDocument/2006/math" xmlns:v="urn:schemas-microsoft-com:vml" xmlns:wp14="http://schemas.microsoft.com/office/word/2010/wordprocessingDrawing" xmlns:wp="http://schemas.openxmlformats.org/drawingml/2006/wordprocessingDrawing" xmlns:w10="urn:schemas-microsoft-com:office:word" xmlns:w="http://schemas.openxmlformats.org/wordprocessingml/2006/main" xmlns:w14="http://schemas.microsoft.com/office/word/2010/wordml" xmlns:w15="http://schemas.microsoft.com/office/word/2012/wordml" xmlns:w16cid="http://schemas.microsoft.com/office/word/2016/wordml/cid" xmlns:w16se="http://schemas.microsoft.com/office/word/2015/wordml/symex" xmlns:wpg="http://schemas.microsoft.com/office/word/2010/wordprocessingGroup" xmlns:wpi="http://schemas.microsoft.com/office/word/2010/wordprocessingInk" xmlns:wne="http://schemas.microsoft.com/office/word/2006/wordml" xmlns:wps="http://schemas.microsoft.com/office/word/2010/wordprocessingShape" mc:Ignorable="w14 w15 w16se w16cid wp14">
+<w:hdr xmlns:wpc="http://schemas.microsoft.com/office/word/2010/wordprocessingCanvas" xmlns:cx="http://schemas.microsoft.com/office/drawing/2014/chartex" xmlns:cx1="http://schemas.microsoft.com/office/drawing/2015/9/8/chartex" xmlns:cx2="http://schemas.microsoft.com/office/drawing/2015/10/21/chartex" xmlns:cx3="http://schemas.microsoft.com/office/drawing/2016/5/9/chartex" xmlns:cx4="http://schemas.microsoft.com/office/drawing/2016/5/10/chartex" xmlns:cx5="http://schemas.microsoft.com/office/drawing/2016/5/11/chartex" xmlns:cx6="http://schemas.microsoft.com/office/drawing/2016/5/12/chartex" xmlns:cx7="http://schemas.microsoft.com/office/drawing/2016/5/13/chartex" xmlns:cx8="http://schemas.microsoft.com/office/drawing/2016/5/14/chartex" xmlns:mc="http://schemas.openxmlformats.org/markup-compatibility/2006" xmlns:aink="http://schemas.microsoft.com/office/drawing/2016/ink" xmlns:am3d="http://schemas.microsoft.com/office/drawing/2017/model3d" xmlns:o="urn:schemas-microsoft-com:office:office" xmlns:oel="http://schemas.microsoft.com/office/2019/extlst" xmlns:r="http://schemas.openxmlformats.org/officeDocument/2006/relationships" xmlns:m="http://schemas.openxmlformats.org/officeDocument/2006/math" xmlns:v="urn:schemas-microsoft-com:vml" xmlns:wp14="http://schemas.microsoft.com/office/word/2010/wordprocessingDrawing" xmlns:wp="http://schemas.openxmlformats.org/drawingml/2006/wordprocessingDrawing" xmlns:w10="urn:schemas-microsoft-com:office:word" xmlns:w="http://schemas.openxmlformats.org/wordprocessingml/2006/main" xmlns:w14="http://schemas.microsoft.com/office/word/2010/wordml" xmlns:w15="http://schemas.microsoft.com/office/word/2012/wordml" xmlns:w16cex="http://schemas.microsoft.com/office/word/2018/wordml/cex" xmlns:w16cid="http://schemas.microsoft.com/office/word/2016/wordml/cid" xmlns:w16="http://schemas.microsoft.com/office/word/2018/wordml" xmlns:w16du="http://schemas.microsoft.com/office/word/2023/wordml/word16du" xmlns:w16sdtdh="http://schemas.microsoft.com/office/word/2020/wordml/sdtdatahash" xmlns:w16sdtfl="http://schemas.microsoft.com/office/word/2024/wordml/sdtformatlock" xmlns:w16se="http://schemas.microsoft.com/office/word/2015/wordml/symex" xmlns:wpg="http://schemas.microsoft.com/office/word/2010/wordprocessingGroup" xmlns:wpi="http://schemas.microsoft.com/office/word/2010/wordprocessingInk" xmlns:wne="http://schemas.microsoft.com/office/word/2006/wordml" xmlns:wps="http://schemas.microsoft.com/office/word/2010/wordprocessingShape" mc:Ignorable="w14 w15 w16se w16cid w16 w16cex w16sdtdh w16sdtfl w16du wp14">
   <w:p>
     <w:pPr>
       <w:pStyle w:val="Header"/>
@@ -17321,7 +18084,7 @@
 </file>
 
 <file path=word/numbering.xml><?xml version="1.0" encoding="utf-8"?>
-<w:numbering xmlns:wpc="http://schemas.microsoft.com/office/word/2010/wordprocessingCanvas" xmlns:cx="http://schemas.microsoft.com/office/drawing/2014/chartex" xmlns:cx1="http://schemas.microsoft.com/office/drawing/2015/9/8/chartex" xmlns:cx2="http://schemas.microsoft.com/office/drawing/2015/10/21/chartex" xmlns:cx3="http://schemas.microsoft.com/office/drawing/2016/5/9/chartex" xmlns:cx4="http://schemas.microsoft.com/office/drawing/2016/5/10/chartex" xmlns:cx5="http://schemas.microsoft.com/office/drawing/2016/5/11/chartex" xmlns:cx6="http://schemas.microsoft.com/office/drawing/2016/5/12/chartex" xmlns:cx7="http://schemas.microsoft.com/office/drawing/2016/5/13/chartex" xmlns:cx8="http://schemas.microsoft.com/office/drawing/2016/5/14/chartex" xmlns:mc="http://schemas.openxmlformats.org/markup-compatibility/2006" xmlns:aink="http://schemas.microsoft.com/office/drawing/2016/ink" xmlns:am3d="http://schemas.microsoft.com/office/drawing/2017/model3d" xmlns:o="urn:schemas-microsoft-com:office:office" xmlns:r="http://schemas.openxmlformats.org/officeDocument/2006/relationships" xmlns:m="http://schemas.openxmlformats.org/officeDocument/2006/math" xmlns:v="urn:schemas-microsoft-com:vml" xmlns:wp14="http://schemas.microsoft.com/office/word/2010/wordprocessingDrawing" xmlns:wp="http://schemas.openxmlformats.org/drawingml/2006/wordprocessingDrawing" xmlns:w10="urn:schemas-microsoft-com:office:word" xmlns:w="http://schemas.openxmlformats.org/wordprocessingml/2006/main" xmlns:w14="http://schemas.microsoft.com/office/word/2010/wordml" xmlns:w15="http://schemas.microsoft.com/office/word/2012/wordml" xmlns:w16cid="http://schemas.microsoft.com/office/word/2016/wordml/cid" xmlns:w16se="http://schemas.microsoft.com/office/word/2015/wordml/symex" xmlns:wpg="http://schemas.microsoft.com/office/word/2010/wordprocessingGroup" xmlns:wpi="http://schemas.microsoft.com/office/word/2010/wordprocessingInk" xmlns:wne="http://schemas.microsoft.com/office/word/2006/wordml" xmlns:wps="http://schemas.microsoft.com/office/word/2010/wordprocessingShape" mc:Ignorable="w14 w15 w16se w16cid wp14">
+<w:numbering xmlns:wpc="http://schemas.microsoft.com/office/word/2010/wordprocessingCanvas" xmlns:cx="http://schemas.microsoft.com/office/drawing/2014/chartex" xmlns:cx1="http://schemas.microsoft.com/office/drawing/2015/9/8/chartex" xmlns:cx2="http://schemas.microsoft.com/office/drawing/2015/10/21/chartex" xmlns:cx3="http://schemas.microsoft.com/office/drawing/2016/5/9/chartex" xmlns:cx4="http://schemas.microsoft.com/office/drawing/2016/5/10/chartex" xmlns:cx5="http://schemas.microsoft.com/office/drawing/2016/5/11/chartex" xmlns:cx6="http://schemas.microsoft.com/office/drawing/2016/5/12/chartex" xmlns:cx7="http://schemas.microsoft.com/office/drawing/2016/5/13/chartex" xmlns:cx8="http://schemas.microsoft.com/office/drawing/2016/5/14/chartex" xmlns:mc="http://schemas.openxmlformats.org/markup-compatibility/2006" xmlns:aink="http://schemas.microsoft.com/office/drawing/2016/ink" xmlns:am3d="http://schemas.microsoft.com/office/drawing/2017/model3d" xmlns:o="urn:schemas-microsoft-com:office:office" xmlns:oel="http://schemas.microsoft.com/office/2019/extlst" xmlns:r="http://schemas.openxmlformats.org/officeDocument/2006/relationships" xmlns:m="http://schemas.openxmlformats.org/officeDocument/2006/math" xmlns:v="urn:schemas-microsoft-com:vml" xmlns:wp14="http://schemas.microsoft.com/office/word/2010/wordprocessingDrawing" xmlns:wp="http://schemas.openxmlformats.org/drawingml/2006/wordprocessingDrawing" xmlns:w10="urn:schemas-microsoft-com:office:word" xmlns:w="http://schemas.openxmlformats.org/wordprocessingml/2006/main" xmlns:w14="http://schemas.microsoft.com/office/word/2010/wordml" xmlns:w15="http://schemas.microsoft.com/office/word/2012/wordml" xmlns:w16cex="http://schemas.microsoft.com/office/word/2018/wordml/cex" xmlns:w16cid="http://schemas.microsoft.com/office/word/2016/wordml/cid" xmlns:w16="http://schemas.microsoft.com/office/word/2018/wordml" xmlns:w16du="http://schemas.microsoft.com/office/word/2023/wordml/word16du" xmlns:w16sdtdh="http://schemas.microsoft.com/office/word/2020/wordml/sdtdatahash" xmlns:w16sdtfl="http://schemas.microsoft.com/office/word/2024/wordml/sdtformatlock" xmlns:w16se="http://schemas.microsoft.com/office/word/2015/wordml/symex" xmlns:wpg="http://schemas.microsoft.com/office/word/2010/wordprocessingGroup" xmlns:wpi="http://schemas.microsoft.com/office/word/2010/wordprocessingInk" xmlns:wne="http://schemas.microsoft.com/office/word/2006/wordml" xmlns:wps="http://schemas.microsoft.com/office/word/2010/wordprocessingShape" mc:Ignorable="w14 w15 w16se w16cid w16 w16cex w16sdtdh w16sdtfl w16du wp14">
   <w:abstractNum w:abstractNumId="0" w15:restartNumberingAfterBreak="0">
     <w:nsid w:val="01A42758"/>
     <w:multiLevelType w:val="hybridMultilevel"/>
@@ -20494,107 +21257,107 @@
       </w:pPr>
     </w:lvl>
   </w:abstractNum>
-  <w:num w:numId="1">
+  <w:num w:numId="1" w16cid:durableId="642925192">
     <w:abstractNumId w:val="4"/>
   </w:num>
-  <w:num w:numId="2">
+  <w:num w:numId="2" w16cid:durableId="720597354">
     <w:abstractNumId w:val="20"/>
   </w:num>
-  <w:num w:numId="3">
+  <w:num w:numId="3" w16cid:durableId="1356426452">
     <w:abstractNumId w:val="29"/>
   </w:num>
-  <w:num w:numId="4">
+  <w:num w:numId="4" w16cid:durableId="207567071">
     <w:abstractNumId w:val="29"/>
     <w:lvlOverride w:ilvl="0">
       <w:startOverride w:val="1"/>
     </w:lvlOverride>
   </w:num>
-  <w:num w:numId="5">
+  <w:num w:numId="5" w16cid:durableId="569341338">
     <w:abstractNumId w:val="14"/>
   </w:num>
-  <w:num w:numId="6">
+  <w:num w:numId="6" w16cid:durableId="691221468">
     <w:abstractNumId w:val="3"/>
   </w:num>
-  <w:num w:numId="7">
+  <w:num w:numId="7" w16cid:durableId="2113546730">
     <w:abstractNumId w:val="22"/>
   </w:num>
-  <w:num w:numId="8">
+  <w:num w:numId="8" w16cid:durableId="1303584456">
     <w:abstractNumId w:val="2"/>
   </w:num>
-  <w:num w:numId="9">
+  <w:num w:numId="9" w16cid:durableId="277030227">
     <w:abstractNumId w:val="13"/>
   </w:num>
-  <w:num w:numId="10">
+  <w:num w:numId="10" w16cid:durableId="1247809321">
     <w:abstractNumId w:val="26"/>
   </w:num>
-  <w:num w:numId="11">
+  <w:num w:numId="11" w16cid:durableId="1814253955">
     <w:abstractNumId w:val="15"/>
   </w:num>
-  <w:num w:numId="12">
+  <w:num w:numId="12" w16cid:durableId="1780100288">
     <w:abstractNumId w:val="27"/>
   </w:num>
-  <w:num w:numId="13">
+  <w:num w:numId="13" w16cid:durableId="136730407">
     <w:abstractNumId w:val="17"/>
   </w:num>
-  <w:num w:numId="14">
+  <w:num w:numId="14" w16cid:durableId="2067289833">
     <w:abstractNumId w:val="25"/>
   </w:num>
-  <w:num w:numId="15">
+  <w:num w:numId="15" w16cid:durableId="1273055730">
     <w:abstractNumId w:val="24"/>
   </w:num>
-  <w:num w:numId="16">
+  <w:num w:numId="16" w16cid:durableId="1343586138">
     <w:abstractNumId w:val="11"/>
   </w:num>
-  <w:num w:numId="17">
+  <w:num w:numId="17" w16cid:durableId="1074277688">
     <w:abstractNumId w:val="5"/>
   </w:num>
-  <w:num w:numId="18">
+  <w:num w:numId="18" w16cid:durableId="796334779">
     <w:abstractNumId w:val="10"/>
   </w:num>
-  <w:num w:numId="19">
+  <w:num w:numId="19" w16cid:durableId="1775635637">
     <w:abstractNumId w:val="0"/>
   </w:num>
-  <w:num w:numId="20">
+  <w:num w:numId="20" w16cid:durableId="1819876823">
     <w:abstractNumId w:val="9"/>
   </w:num>
-  <w:num w:numId="21">
+  <w:num w:numId="21" w16cid:durableId="14961203">
     <w:abstractNumId w:val="8"/>
   </w:num>
-  <w:num w:numId="22">
+  <w:num w:numId="22" w16cid:durableId="195705629">
     <w:abstractNumId w:val="12"/>
   </w:num>
-  <w:num w:numId="23">
+  <w:num w:numId="23" w16cid:durableId="877086705">
     <w:abstractNumId w:val="21"/>
   </w:num>
-  <w:num w:numId="24">
+  <w:num w:numId="24" w16cid:durableId="807670806">
     <w:abstractNumId w:val="23"/>
   </w:num>
-  <w:num w:numId="25">
+  <w:num w:numId="25" w16cid:durableId="497041172">
     <w:abstractNumId w:val="28"/>
   </w:num>
-  <w:num w:numId="26">
+  <w:num w:numId="26" w16cid:durableId="1019307937">
     <w:abstractNumId w:val="7"/>
   </w:num>
-  <w:num w:numId="27">
+  <w:num w:numId="27" w16cid:durableId="930705032">
     <w:abstractNumId w:val="6"/>
   </w:num>
-  <w:num w:numId="28">
+  <w:num w:numId="28" w16cid:durableId="859901821">
     <w:abstractNumId w:val="19"/>
   </w:num>
-  <w:num w:numId="29">
+  <w:num w:numId="29" w16cid:durableId="783617729">
     <w:abstractNumId w:val="16"/>
   </w:num>
-  <w:num w:numId="30">
+  <w:num w:numId="30" w16cid:durableId="1661737028">
     <w:abstractNumId w:val="1"/>
   </w:num>
-  <w:num w:numId="31">
+  <w:num w:numId="31" w16cid:durableId="190578763">
     <w:abstractNumId w:val="18"/>
   </w:num>
 </w:numbering>
 </file>
 
 <file path=word/styles.xml><?xml version="1.0" encoding="utf-8"?>
-<w:styles xmlns:mc="http://schemas.openxmlformats.org/markup-compatibility/2006" xmlns:r="http://schemas.openxmlformats.org/officeDocument/2006/relationships" xmlns:w="http://schemas.openxmlformats.org/wordprocessingml/2006/main" xmlns:w14="http://schemas.microsoft.com/office/word/2010/wordml" xmlns:w15="http://schemas.microsoft.com/office/word/2012/wordml" xmlns:w16cid="http://schemas.microsoft.com/office/word/2016/wordml/cid" xmlns:w16se="http://schemas.microsoft.com/office/word/2015/wordml/symex" mc:Ignorable="w14 w15 w16se w16cid">
+<w:styles xmlns:mc="http://schemas.openxmlformats.org/markup-compatibility/2006" xmlns:r="http://schemas.openxmlformats.org/officeDocument/2006/relationships" xmlns:w="http://schemas.openxmlformats.org/wordprocessingml/2006/main" xmlns:w14="http://schemas.microsoft.com/office/word/2010/wordml" xmlns:w15="http://schemas.microsoft.com/office/word/2012/wordml" xmlns:w16cex="http://schemas.microsoft.com/office/word/2018/wordml/cex" xmlns:w16cid="http://schemas.microsoft.com/office/word/2016/wordml/cid" xmlns:w16="http://schemas.microsoft.com/office/word/2018/wordml" xmlns:w16du="http://schemas.microsoft.com/office/word/2023/wordml/word16du" xmlns:w16sdtdh="http://schemas.microsoft.com/office/word/2020/wordml/sdtdatahash" xmlns:w16sdtfl="http://schemas.microsoft.com/office/word/2024/wordml/sdtformatlock" xmlns:w16se="http://schemas.microsoft.com/office/word/2015/wordml/symex" mc:Ignorable="w14 w15 w16se w16cid w16 w16cex w16sdtdh w16sdtfl w16du">
   <w:docDefaults>
     <w:rPrDefault>
       <w:rPr>
@@ -20716,6 +21479,7 @@
     <w:lsdException w:name="HTML Sample" w:semiHidden="1" w:unhideWhenUsed="1"/>
     <w:lsdException w:name="HTML Typewriter" w:semiHidden="1" w:unhideWhenUsed="1"/>
     <w:lsdException w:name="HTML Variable" w:semiHidden="1" w:unhideWhenUsed="1"/>
+    <w:lsdException w:name="Normal Table" w:semiHidden="1" w:unhideWhenUsed="1"/>
     <w:lsdException w:name="annotation subject" w:semiHidden="1" w:unhideWhenUsed="1"/>
     <w:lsdException w:name="No List" w:semiHidden="1" w:unhideWhenUsed="1"/>
     <w:lsdException w:name="Outline List 1" w:semiHidden="1" w:unhideWhenUsed="1"/>
@@ -20762,8 +21526,10 @@
     <w:lsdException w:name="Table Subtle 2" w:semiHidden="1" w:unhideWhenUsed="1"/>
     <w:lsdException w:name="Table Web 1" w:semiHidden="1" w:unhideWhenUsed="1"/>
     <w:lsdException w:name="Table Web 2" w:semiHidden="1" w:unhideWhenUsed="1"/>
+    <w:lsdException w:name="Table Web 3" w:semiHidden="1" w:unhideWhenUsed="1"/>
     <w:lsdException w:name="Balloon Text" w:semiHidden="1" w:unhideWhenUsed="1"/>
     <w:lsdException w:name="Table Grid" w:uiPriority="39"/>
+    <w:lsdException w:name="Table Theme" w:semiHidden="1" w:unhideWhenUsed="1"/>
     <w:lsdException w:name="Placeholder Text" w:semiHidden="1"/>
     <w:lsdException w:name="No Spacing" w:uiPriority="1" w:qFormat="1"/>
     <w:lsdException w:name="Light Shading" w:uiPriority="60"/>
